--- a/deliverables/S1/HK261_SPM_FP_Team6_c3_SprintReport_S1.docx
+++ b/deliverables/S1/HK261_SPM_FP_Team6_c3_SprintReport_S1.docx
@@ -3570,7 +3570,7 @@
       </w:tr>
     </w:tbl>
     <w:bookmarkEnd w:id="31"/>
-    <w:bookmarkStart w:id="34" w:name="sprint-1--test-cases-f1"/>
+    <w:bookmarkStart w:id="35" w:name="sprint-1--test-cases-f1"/>
     <w:p>
       <w:pPr>
         <w:pStyle w:val="Heading1"/>
@@ -3708,6 +3708,56 @@
             </w:pPr>
             <w:r>
               <w:t xml:space="preserve">Test cases from F1 ACs; automated results from a real local run</w:t>
+            </w:r>
+          </w:p>
+        </w:tc>
+      </w:tr>
+      <w:tr>
+        <w:tc>
+          <w:tcPr/>
+          <w:p>
+            <w:pPr>
+              <w:pStyle w:val="Compact"/>
+              <w:jc w:val="left"/>
+            </w:pPr>
+            <w:r>
+              <w:t xml:space="preserve">1.1</w:t>
+            </w:r>
+          </w:p>
+        </w:tc>
+        <w:tc>
+          <w:tcPr/>
+          <w:p>
+            <w:pPr>
+              <w:pStyle w:val="Compact"/>
+              <w:jc w:val="left"/>
+            </w:pPr>
+            <w:r>
+              <w:t xml:space="preserve">30/10/2026</w:t>
+            </w:r>
+          </w:p>
+        </w:tc>
+        <w:tc>
+          <w:tcPr/>
+          <w:p>
+            <w:pPr>
+              <w:pStyle w:val="Compact"/>
+              <w:jc w:val="left"/>
+            </w:pPr>
+            <w:r>
+              <w:t xml:space="preserve">Hồ Du Tuấn Đạt (AI-assisted)</w:t>
+            </w:r>
+          </w:p>
+        </w:tc>
+        <w:tc>
+          <w:tcPr/>
+          <w:p>
+            <w:pPr>
+              <w:pStyle w:val="Compact"/>
+              <w:jc w:val="left"/>
+            </w:pPr>
+            <w:r>
+              <w:t xml:space="preserve">Manual run found defect DEF-F1-01 (TC-F1-15); expected result made precise; E2E assertion tightened</w:t>
             </w:r>
           </w:p>
         </w:tc>
@@ -5465,7 +5515,7 @@
               <w:jc w:val="left"/>
             </w:pPr>
             <w:r>
-              <w:t xml:space="preserve">Redirect to /login?next=…</w:t>
+              <w:t xml:space="preserve">Redirect to /login?next=%2Fadmin%2Faccounts; after login back on that page</w:t>
             </w:r>
           </w:p>
         </w:tc>
@@ -6426,13 +6476,13 @@
       </w:tr>
     </w:tbl>
     <w:bookmarkEnd w:id="32"/>
-    <w:bookmarkStart w:id="33" w:name="summary-local-automated"/>
+    <w:bookmarkStart w:id="33" w:name="defects-found"/>
     <w:p>
       <w:pPr>
         <w:pStyle w:val="Heading2"/>
       </w:pPr>
       <w:r>
-        <w:t xml:space="preserve">Summary (local automated)</w:t>
+        <w:t xml:space="preserve">Defects found</w:t>
       </w:r>
     </w:p>
     <w:tbl>
@@ -6462,67 +6512,67 @@
               <w:jc w:val="left"/>
             </w:pPr>
             <w:r>
-              <w:t xml:space="preserve">ACs</w:t>
-            </w:r>
-          </w:p>
-        </w:tc>
-        <w:tc>
-          <w:tcPr/>
-          <w:p>
-            <w:pPr>
-              <w:pStyle w:val="Compact"/>
-              <w:jc w:val="left"/>
-            </w:pPr>
-            <w:r>
-              <w:t xml:space="preserve">Test cases</w:t>
-            </w:r>
-          </w:p>
-        </w:tc>
-        <w:tc>
-          <w:tcPr/>
-          <w:p>
-            <w:pPr>
-              <w:pStyle w:val="Compact"/>
-              <w:jc w:val="left"/>
-            </w:pPr>
-            <w:r>
-              <w:t xml:space="preserve">Executed</w:t>
-            </w:r>
-          </w:p>
-        </w:tc>
-        <w:tc>
-          <w:tcPr/>
-          <w:p>
-            <w:pPr>
-              <w:pStyle w:val="Compact"/>
-              <w:jc w:val="left"/>
-            </w:pPr>
-            <w:r>
-              <w:t xml:space="preserve">Pass</w:t>
-            </w:r>
-          </w:p>
-        </w:tc>
-        <w:tc>
-          <w:tcPr/>
-          <w:p>
-            <w:pPr>
-              <w:pStyle w:val="Compact"/>
-              <w:jc w:val="left"/>
-            </w:pPr>
-            <w:r>
-              <w:t xml:space="preserve">Fail</w:t>
-            </w:r>
-          </w:p>
-        </w:tc>
-        <w:tc>
-          <w:tcPr/>
-          <w:p>
-            <w:pPr>
-              <w:pStyle w:val="Compact"/>
-              <w:jc w:val="left"/>
-            </w:pPr>
-            <w:r>
-              <w:t xml:space="preserve">Not run</w:t>
+              <w:t xml:space="preserve">ID</w:t>
+            </w:r>
+          </w:p>
+        </w:tc>
+        <w:tc>
+          <w:tcPr/>
+          <w:p>
+            <w:pPr>
+              <w:pStyle w:val="Compact"/>
+              <w:jc w:val="left"/>
+            </w:pPr>
+            <w:r>
+              <w:t xml:space="preserve">TC</w:t>
+            </w:r>
+          </w:p>
+        </w:tc>
+        <w:tc>
+          <w:tcPr/>
+          <w:p>
+            <w:pPr>
+              <w:pStyle w:val="Compact"/>
+              <w:jc w:val="left"/>
+            </w:pPr>
+            <w:r>
+              <w:t xml:space="preserve">Found</w:t>
+            </w:r>
+          </w:p>
+        </w:tc>
+        <w:tc>
+          <w:tcPr/>
+          <w:p>
+            <w:pPr>
+              <w:pStyle w:val="Compact"/>
+              <w:jc w:val="left"/>
+            </w:pPr>
+            <w:r>
+              <w:t xml:space="preserve">Description</w:t>
+            </w:r>
+          </w:p>
+        </w:tc>
+        <w:tc>
+          <w:tcPr/>
+          <w:p>
+            <w:pPr>
+              <w:pStyle w:val="Compact"/>
+              <w:jc w:val="left"/>
+            </w:pPr>
+            <w:r>
+              <w:t xml:space="preserve">Fix</w:t>
+            </w:r>
+          </w:p>
+        </w:tc>
+        <w:tc>
+          <w:tcPr/>
+          <w:p>
+            <w:pPr>
+              <w:pStyle w:val="Compact"/>
+              <w:jc w:val="left"/>
+            </w:pPr>
+            <w:r>
+              <w:t xml:space="preserve">Status</w:t>
             </w:r>
           </w:p>
         </w:tc>
@@ -6536,75 +6586,312 @@
               <w:jc w:val="left"/>
             </w:pPr>
             <w:r>
-              <w:t xml:space="preserve">24</w:t>
-            </w:r>
-          </w:p>
-        </w:tc>
-        <w:tc>
-          <w:tcPr/>
-          <w:p>
-            <w:pPr>
-              <w:pStyle w:val="Compact"/>
-              <w:jc w:val="left"/>
-            </w:pPr>
-            <w:r>
-              <w:t xml:space="preserve">24</w:t>
-            </w:r>
-          </w:p>
-        </w:tc>
-        <w:tc>
-          <w:tcPr/>
-          <w:p>
-            <w:pPr>
-              <w:pStyle w:val="Compact"/>
-              <w:jc w:val="left"/>
-            </w:pPr>
-            <w:r>
-              <w:t xml:space="preserve">21</w:t>
-            </w:r>
-          </w:p>
-        </w:tc>
-        <w:tc>
-          <w:tcPr/>
-          <w:p>
-            <w:pPr>
-              <w:pStyle w:val="Compact"/>
-              <w:jc w:val="left"/>
-            </w:pPr>
-            <w:r>
-              <w:t xml:space="preserve">21</w:t>
-            </w:r>
-          </w:p>
-        </w:tc>
-        <w:tc>
-          <w:tcPr/>
-          <w:p>
-            <w:pPr>
-              <w:pStyle w:val="Compact"/>
-              <w:jc w:val="left"/>
-            </w:pPr>
-            <w:r>
-              <w:t xml:space="preserve">0</w:t>
-            </w:r>
-          </w:p>
-        </w:tc>
-        <w:tc>
-          <w:tcPr/>
-          <w:p>
-            <w:pPr>
-              <w:pStyle w:val="Compact"/>
-              <w:jc w:val="left"/>
-            </w:pPr>
-            <w:r>
-              <w:t xml:space="preserve">3 (NFR-03 hosting)</w:t>
+              <w:t xml:space="preserve">DEF-F1-01</w:t>
+            </w:r>
+          </w:p>
+        </w:tc>
+        <w:tc>
+          <w:tcPr/>
+          <w:p>
+            <w:pPr>
+              <w:pStyle w:val="Compact"/>
+              <w:jc w:val="left"/>
+            </w:pPr>
+            <w:r>
+              <w:t xml:space="preserve">TC-F1-15</w:t>
+            </w:r>
+          </w:p>
+        </w:tc>
+        <w:tc>
+          <w:tcPr/>
+          <w:p>
+            <w:pPr>
+              <w:pStyle w:val="Compact"/>
+              <w:jc w:val="left"/>
+            </w:pPr>
+            <w:r>
+              <w:t xml:space="preserve">30/10/2026, manual run (Đạt)</w:t>
+            </w:r>
+          </w:p>
+        </w:tc>
+        <w:tc>
+          <w:tcPr/>
+          <w:p>
+            <w:pPr>
+              <w:pStyle w:val="Compact"/>
+              <w:jc w:val="left"/>
+            </w:pPr>
+            <w:r>
+              <w:t xml:space="preserve">Any admin URL redirected to</w:t>
+            </w:r>
+            <w:r>
+              <w:t xml:space="preserve"> </w:t>
+            </w:r>
+            <w:r>
+              <w:rPr>
+                <w:rStyle w:val="VerbatimChar"/>
+              </w:rPr>
+              <w:t xml:space="preserve">/login?next=%2Fadmin</w:t>
+            </w:r>
+            <w:r>
+              <w:t xml:space="preserve">: the admin layout guard used a fixed default path, so after login the user landed on the dashboard instead of the page requested. The automated check only tested for</w:t>
+            </w:r>
+            <w:r>
+              <w:t xml:space="preserve"> </w:t>
+            </w:r>
+            <w:r>
+              <w:rPr>
+                <w:rStyle w:val="VerbatimChar"/>
+              </w:rPr>
+              <w:t xml:space="preserve">next=</w:t>
+            </w:r>
+            <w:r>
+              <w:t xml:space="preserve"> </w:t>
+            </w:r>
+            <w:r>
+              <w:t xml:space="preserve">and missed it</w:t>
+            </w:r>
+          </w:p>
+        </w:tc>
+        <w:tc>
+          <w:tcPr/>
+          <w:p>
+            <w:pPr>
+              <w:pStyle w:val="Compact"/>
+              <w:jc w:val="left"/>
+            </w:pPr>
+            <w:r>
+              <w:rPr>
+                <w:rStyle w:val="VerbatimChar"/>
+              </w:rPr>
+              <w:t xml:space="preserve">src/middleware.js</w:t>
+            </w:r>
+            <w:r>
+              <w:t xml:space="preserve"> </w:t>
+            </w:r>
+            <w:r>
+              <w:t xml:space="preserve">passes the requested path;</w:t>
+            </w:r>
+            <w:r>
+              <w:t xml:space="preserve"> </w:t>
+            </w:r>
+            <w:r>
+              <w:rPr>
+                <w:rStyle w:val="VerbatimChar"/>
+              </w:rPr>
+              <w:t xml:space="preserve">requireAdmin</w:t>
+            </w:r>
+            <w:r>
+              <w:t xml:space="preserve"> </w:t>
+            </w:r>
+            <w:r>
+              <w:t xml:space="preserve">uses it; E2E now asserts the exact</w:t>
+            </w:r>
+            <w:r>
+              <w:t xml:space="preserve"> </w:t>
+            </w:r>
+            <w:r>
+              <w:rPr>
+                <w:rStyle w:val="VerbatimChar"/>
+              </w:rPr>
+              <w:t xml:space="preserve">next</w:t>
+            </w:r>
+          </w:p>
+        </w:tc>
+        <w:tc>
+          <w:tcPr/>
+          <w:p>
+            <w:pPr>
+              <w:pStyle w:val="Compact"/>
+              <w:jc w:val="left"/>
+            </w:pPr>
+            <w:r>
+              <w:t xml:space="preserve">Fixed, re-verified locally (curl); manual re-test TBD</w:t>
             </w:r>
           </w:p>
         </w:tc>
       </w:tr>
     </w:tbl>
     <w:bookmarkEnd w:id="33"/>
+    <w:bookmarkStart w:id="34" w:name="summary-local-automated"/>
+    <w:p>
+      <w:pPr>
+        <w:pStyle w:val="Heading2"/>
+      </w:pPr>
+      <w:r>
+        <w:t xml:space="preserve">Summary (local automated)</w:t>
+      </w:r>
+    </w:p>
+    <w:tbl>
+      <w:tblPr>
+        <w:tblStyle w:val="Table"/>
+        <w:tblW w:type="auto" w:w="0"/>
+        <w:tblLook w:firstRow="1" w:lastRow="0" w:firstColumn="0" w:lastColumn="0" w:noHBand="0" w:noVBand="0" w:val="0020"/>
+        <w:jc w:val="start"/>
+      </w:tblPr>
+      <w:tblGrid>
+        <w:gridCol w:w="1320"/>
+        <w:gridCol w:w="1320"/>
+        <w:gridCol w:w="1320"/>
+        <w:gridCol w:w="1320"/>
+        <w:gridCol w:w="1320"/>
+        <w:gridCol w:w="1320"/>
+      </w:tblGrid>
+      <w:tr>
+        <w:trPr>
+          <w:tblHeader w:val="true"/>
+        </w:trPr>
+        <w:tc>
+          <w:tcPr/>
+          <w:p>
+            <w:pPr>
+              <w:pStyle w:val="Compact"/>
+              <w:jc w:val="left"/>
+            </w:pPr>
+            <w:r>
+              <w:t xml:space="preserve">ACs</w:t>
+            </w:r>
+          </w:p>
+        </w:tc>
+        <w:tc>
+          <w:tcPr/>
+          <w:p>
+            <w:pPr>
+              <w:pStyle w:val="Compact"/>
+              <w:jc w:val="left"/>
+            </w:pPr>
+            <w:r>
+              <w:t xml:space="preserve">Test cases</w:t>
+            </w:r>
+          </w:p>
+        </w:tc>
+        <w:tc>
+          <w:tcPr/>
+          <w:p>
+            <w:pPr>
+              <w:pStyle w:val="Compact"/>
+              <w:jc w:val="left"/>
+            </w:pPr>
+            <w:r>
+              <w:t xml:space="preserve">Executed</w:t>
+            </w:r>
+          </w:p>
+        </w:tc>
+        <w:tc>
+          <w:tcPr/>
+          <w:p>
+            <w:pPr>
+              <w:pStyle w:val="Compact"/>
+              <w:jc w:val="left"/>
+            </w:pPr>
+            <w:r>
+              <w:t xml:space="preserve">Pass</w:t>
+            </w:r>
+          </w:p>
+        </w:tc>
+        <w:tc>
+          <w:tcPr/>
+          <w:p>
+            <w:pPr>
+              <w:pStyle w:val="Compact"/>
+              <w:jc w:val="left"/>
+            </w:pPr>
+            <w:r>
+              <w:t xml:space="preserve">Fail</w:t>
+            </w:r>
+          </w:p>
+        </w:tc>
+        <w:tc>
+          <w:tcPr/>
+          <w:p>
+            <w:pPr>
+              <w:pStyle w:val="Compact"/>
+              <w:jc w:val="left"/>
+            </w:pPr>
+            <w:r>
+              <w:t xml:space="preserve">Not run</w:t>
+            </w:r>
+          </w:p>
+        </w:tc>
+      </w:tr>
+      <w:tr>
+        <w:tc>
+          <w:tcPr/>
+          <w:p>
+            <w:pPr>
+              <w:pStyle w:val="Compact"/>
+              <w:jc w:val="left"/>
+            </w:pPr>
+            <w:r>
+              <w:t xml:space="preserve">24</w:t>
+            </w:r>
+          </w:p>
+        </w:tc>
+        <w:tc>
+          <w:tcPr/>
+          <w:p>
+            <w:pPr>
+              <w:pStyle w:val="Compact"/>
+              <w:jc w:val="left"/>
+            </w:pPr>
+            <w:r>
+              <w:t xml:space="preserve">24</w:t>
+            </w:r>
+          </w:p>
+        </w:tc>
+        <w:tc>
+          <w:tcPr/>
+          <w:p>
+            <w:pPr>
+              <w:pStyle w:val="Compact"/>
+              <w:jc w:val="left"/>
+            </w:pPr>
+            <w:r>
+              <w:t xml:space="preserve">21</w:t>
+            </w:r>
+          </w:p>
+        </w:tc>
+        <w:tc>
+          <w:tcPr/>
+          <w:p>
+            <w:pPr>
+              <w:pStyle w:val="Compact"/>
+              <w:jc w:val="left"/>
+            </w:pPr>
+            <w:r>
+              <w:t xml:space="preserve">21</w:t>
+            </w:r>
+          </w:p>
+        </w:tc>
+        <w:tc>
+          <w:tcPr/>
+          <w:p>
+            <w:pPr>
+              <w:pStyle w:val="Compact"/>
+              <w:jc w:val="left"/>
+            </w:pPr>
+            <w:r>
+              <w:t xml:space="preserve">0</w:t>
+            </w:r>
+          </w:p>
+        </w:tc>
+        <w:tc>
+          <w:tcPr/>
+          <w:p>
+            <w:pPr>
+              <w:pStyle w:val="Compact"/>
+              <w:jc w:val="left"/>
+            </w:pPr>
+            <w:r>
+              <w:t xml:space="preserve">3 (NFR-03 hosting)</w:t>
+            </w:r>
+          </w:p>
+        </w:tc>
+      </w:tr>
+    </w:tbl>
     <w:bookmarkEnd w:id="34"/>
-    <w:bookmarkStart w:id="43" w:name="Xed291cfe78450be34533a2ac40d7112b9e69f7e"/>
+    <w:bookmarkEnd w:id="35"/>
+    <w:bookmarkStart w:id="44" w:name="Xed291cfe78450be34533a2ac40d7112b9e69f7e"/>
     <w:p>
       <w:pPr>
         <w:pStyle w:val="Heading1"/>
@@ -6621,7 +6908,7 @@
         <w:t xml:space="preserve">Presenter: Sprint Leader S1. Structure follows [03 §8]. Fill the TBD cells with real data before class.</w:t>
       </w:r>
     </w:p>
-    <w:bookmarkStart w:id="35" w:name="X5975c86f064966e7e391fabc79b83eafed5e9c9"/>
+    <w:bookmarkStart w:id="36" w:name="X5975c86f064966e7e391fabc79b83eafed5e9c9"/>
     <w:p>
       <w:pPr>
         <w:pStyle w:val="Heading2"/>
@@ -6666,8 +6953,8 @@
         <w:t xml:space="preserve">Result: TBD (Met / Partly met / Not met) – items Done vs committed: TBD.</w:t>
       </w:r>
     </w:p>
-    <w:bookmarkEnd w:id="35"/>
-    <w:bookmarkStart w:id="36" w:name="X9b2a24815a310656da7780881b1ef1c21a0f449"/>
+    <w:bookmarkEnd w:id="36"/>
+    <w:bookmarkStart w:id="37" w:name="X9b2a24815a310656da7780881b1ef1c21a0f449"/>
     <w:p>
       <w:pPr>
         <w:pStyle w:val="Heading2"/>
@@ -6759,8 +7046,8 @@
         <w:t xml:space="preserve">Show password hash in the database (NFR-01/AC-01).</w:t>
       </w:r>
     </w:p>
-    <w:bookmarkEnd w:id="36"/>
-    <w:bookmarkStart w:id="37" w:name="X8f991b7b27b28ce28e2acb6f12aa91bdfedc79e"/>
+    <w:bookmarkEnd w:id="37"/>
+    <w:bookmarkStart w:id="38" w:name="X8f991b7b27b28ce28e2acb6f12aa91bdfedc79e"/>
     <w:p>
       <w:pPr>
         <w:pStyle w:val="Heading2"/>
@@ -6777,8 +7064,8 @@
         <w:t xml:space="preserve">TBD – export from Jira; explain flat or rising segments.</w:t>
       </w:r>
     </w:p>
-    <w:bookmarkEnd w:id="37"/>
-    <w:bookmarkStart w:id="38" w:name="Xf777ca499d76ab5a5e4989eb40700d346658afe"/>
+    <w:bookmarkEnd w:id="38"/>
+    <w:bookmarkStart w:id="39" w:name="Xf777ca499d76ab5a5e4989eb40700d346658afe"/>
     <w:p>
       <w:pPr>
         <w:pStyle w:val="Heading2"/>
@@ -6951,8 +7238,8 @@
         </w:tc>
       </w:tr>
     </w:tbl>
-    <w:bookmarkEnd w:id="38"/>
-    <w:bookmarkStart w:id="39" w:name="Xa69f50539a846290534e0d3b59fd6382ff473c7"/>
+    <w:bookmarkEnd w:id="39"/>
+    <w:bookmarkStart w:id="40" w:name="Xa69f50539a846290534e0d3b59fd6382ff473c7"/>
     <w:p>
       <w:pPr>
         <w:pStyle w:val="Heading2"/>
@@ -6969,8 +7256,8 @@
         <w:t xml:space="preserve">Top risks R01, R03, R05 (PMP-5); issue I-01 (late S1 artefacts).</w:t>
       </w:r>
     </w:p>
-    <w:bookmarkEnd w:id="39"/>
-    <w:bookmarkStart w:id="40" w:name="Xb9db6d8040a4999c56c4e3d24ac75457a168589"/>
+    <w:bookmarkEnd w:id="40"/>
+    <w:bookmarkStart w:id="41" w:name="Xb9db6d8040a4999c56c4e3d24ac75457a168589"/>
     <w:p>
       <w:pPr>
         <w:pStyle w:val="Heading2"/>
@@ -6999,8 +7286,8 @@
         <w:t xml:space="preserve">; record Sponsor decision and reason.</w:t>
       </w:r>
     </w:p>
-    <w:bookmarkEnd w:id="40"/>
-    <w:bookmarkStart w:id="41" w:name="Xbc40dad6b79b0381d2acb8142c0dc06fa2496cd"/>
+    <w:bookmarkEnd w:id="41"/>
+    <w:bookmarkStart w:id="42" w:name="Xbc40dad6b79b0381d2acb8142c0dc06fa2496cd"/>
     <w:p>
       <w:pPr>
         <w:pStyle w:val="Heading2"/>
@@ -7114,8 +7401,8 @@
         <w:t xml:space="preserve">| A3 | Log Completed Work in Jira the same day a task moves | Both | daily | 100 % of Done tasks have hours |</w:t>
       </w:r>
     </w:p>
-    <w:bookmarkEnd w:id="41"/>
-    <w:bookmarkStart w:id="42" w:name="Xbc2c4d702ce25a4f484210fbd73621edf2175fd"/>
+    <w:bookmarkEnd w:id="42"/>
+    <w:bookmarkStart w:id="43" w:name="Xbc2c4d702ce25a4f484210fbd73621edf2175fd"/>
     <w:p>
       <w:pPr>
         <w:pStyle w:val="Heading2"/>
@@ -7148,8 +7435,8 @@
         <w:t xml:space="preserve">S1 velocity [03 §6.2].</w:t>
       </w:r>
     </w:p>
-    <w:bookmarkEnd w:id="42"/>
     <w:bookmarkEnd w:id="43"/>
+    <w:bookmarkEnd w:id="44"/>
     <w:sectPr/>
   </w:body>
 </w:document>

--- a/deliverables/S1/HK261_SPM_FP_Team6_c3_SprintReport_S1.docx
+++ b/deliverables/S1/HK261_SPM_FP_Team6_c3_SprintReport_S1.docx
@@ -160,16 +160,6 @@
             <w:r>
               <w:t xml:space="preserve">Hồ Du Tuấn Đạt</w:t>
             </w:r>
-            <w:r>
-              <w:t xml:space="preserve"> </w:t>
-            </w:r>
-            <w:r>
-              <w:rPr>
-                <w:iCs/>
-                <w:i/>
-              </w:rPr>
-              <w:t xml:space="preserve">(to confirm)</w:t>
-            </w:r>
           </w:p>
         </w:tc>
       </w:tr>
@@ -195,16 +185,6 @@
             </w:pPr>
             <w:r>
               <w:t xml:space="preserve">Nguyễn Minh Chính</w:t>
-            </w:r>
-            <w:r>
-              <w:t xml:space="preserve"> </w:t>
-            </w:r>
-            <w:r>
-              <w:rPr>
-                <w:iCs/>
-                <w:i/>
-              </w:rPr>
-              <w:t xml:space="preserve">(to confirm)</w:t>
             </w:r>
           </w:p>
         </w:tc>
@@ -759,23 +739,7 @@
         <w:t xml:space="preserve"> </w:t>
       </w:r>
       <w:r>
-        <w:t xml:space="preserve">Hồ Du Tuấn Đạt</w:t>
-      </w:r>
-      <w:r>
-        <w:t xml:space="preserve"> </w:t>
-      </w:r>
-      <w:r>
-        <w:rPr>
-          <w:iCs/>
-          <w:i/>
-        </w:rPr>
-        <w:t xml:space="preserve">(to confirm)</w:t>
-      </w:r>
-      <w:r>
-        <w:t xml:space="preserve"> </w:t>
-      </w:r>
-      <w:r>
-        <w:t xml:space="preserve">·</w:t>
+        <w:t xml:space="preserve">Hồ Du Tuấn Đạt ·</w:t>
       </w:r>
       <w:r>
         <w:t xml:space="preserve"> </w:t>
@@ -792,16 +756,6 @@
       </w:r>
       <w:r>
         <w:t xml:space="preserve">Nguyễn Minh Chính</w:t>
-      </w:r>
-      <w:r>
-        <w:t xml:space="preserve"> </w:t>
-      </w:r>
-      <w:r>
-        <w:rPr>
-          <w:iCs/>
-          <w:i/>
-        </w:rPr>
-        <w:t xml:space="preserve">(to confirm)</w:t>
       </w:r>
     </w:p>
     <w:bookmarkStart w:id="25" w:name="version-history-1"/>
@@ -1123,31 +1077,31 @@
               <w:jc w:val="left"/>
             </w:pPr>
             <w:r>
-              <w:t xml:space="preserve">TBD</w:t>
-            </w:r>
-          </w:p>
-        </w:tc>
-        <w:tc>
-          <w:tcPr/>
-          <w:p>
-            <w:pPr>
-              <w:pStyle w:val="Compact"/>
-              <w:jc w:val="left"/>
-            </w:pPr>
-            <w:r>
-              <w:t xml:space="preserve">TBD</w:t>
-            </w:r>
-          </w:p>
-        </w:tc>
-        <w:tc>
-          <w:tcPr/>
-          <w:p>
-            <w:pPr>
-              <w:pStyle w:val="Compact"/>
-              <w:jc w:val="left"/>
-            </w:pPr>
-            <w:r>
-              <w:t xml:space="preserve">TBD</w:t>
+              <w:t xml:space="preserve">5</w:t>
+            </w:r>
+          </w:p>
+        </w:tc>
+        <w:tc>
+          <w:tcPr/>
+          <w:p>
+            <w:pPr>
+              <w:pStyle w:val="Compact"/>
+              <w:jc w:val="left"/>
+            </w:pPr>
+            <w:r>
+              <w:t xml:space="preserve">4</w:t>
+            </w:r>
+          </w:p>
+        </w:tc>
+        <w:tc>
+          <w:tcPr/>
+          <w:p>
+            <w:pPr>
+              <w:pStyle w:val="Compact"/>
+              <w:jc w:val="left"/>
+            </w:pPr>
+            <w:r>
+              <w:t xml:space="preserve">20 (plan)</w:t>
             </w:r>
           </w:p>
         </w:tc>
@@ -1173,31 +1127,31 @@
               <w:jc w:val="left"/>
             </w:pPr>
             <w:r>
-              <w:t xml:space="preserve">TBD</w:t>
-            </w:r>
-          </w:p>
-        </w:tc>
-        <w:tc>
-          <w:tcPr/>
-          <w:p>
-            <w:pPr>
-              <w:pStyle w:val="Compact"/>
-              <w:jc w:val="left"/>
-            </w:pPr>
-            <w:r>
-              <w:t xml:space="preserve">TBD</w:t>
-            </w:r>
-          </w:p>
-        </w:tc>
-        <w:tc>
-          <w:tcPr/>
-          <w:p>
-            <w:pPr>
-              <w:pStyle w:val="Compact"/>
-              <w:jc w:val="left"/>
-            </w:pPr>
-            <w:r>
-              <w:t xml:space="preserve">TBD</w:t>
+              <w:t xml:space="preserve">5</w:t>
+            </w:r>
+          </w:p>
+        </w:tc>
+        <w:tc>
+          <w:tcPr/>
+          <w:p>
+            <w:pPr>
+              <w:pStyle w:val="Compact"/>
+              <w:jc w:val="left"/>
+            </w:pPr>
+            <w:r>
+              <w:t xml:space="preserve">4</w:t>
+            </w:r>
+          </w:p>
+        </w:tc>
+        <w:tc>
+          <w:tcPr/>
+          <w:p>
+            <w:pPr>
+              <w:pStyle w:val="Compact"/>
+              <w:jc w:val="left"/>
+            </w:pPr>
+            <w:r>
+              <w:t xml:space="preserve">20 (plan)</w:t>
             </w:r>
           </w:p>
         </w:tc>
@@ -1247,13 +1201,28 @@
                 <w:bCs/>
                 <w:b/>
               </w:rPr>
-              <w:t xml:space="preserve">TBD</w:t>
+              <w:t xml:space="preserve">40 (plan)</w:t>
             </w:r>
             <w:r>
               <w:t xml:space="preserve"> </w:t>
             </w:r>
             <w:r>
-              <w:t xml:space="preserve">(scenario 40 h, PMP-3 §3.5)</w:t>
+              <w:t xml:space="preserve">–</w:t>
+            </w:r>
+            <w:r>
+              <w:t xml:space="preserve"> </w:t>
+            </w:r>
+            <w:r>
+              <w:rPr>
+                <w:rStyle w:val="VerbatimChar"/>
+              </w:rPr>
+              <w:t xml:space="preserve">plan/INPUTS.md</w:t>
+            </w:r>
+            <w:r>
+              <w:t xml:space="preserve"> </w:t>
+            </w:r>
+            <w:r>
+              <w:t xml:space="preserve">§2, PO 30/10/2026</w:t>
             </w:r>
           </w:p>
         </w:tc>
@@ -2698,7 +2667,23 @@
         <w:t xml:space="preserve"> </w:t>
       </w:r>
       <w:r>
-        <w:t xml:space="preserve">48 h (plan) exceeds the 40 h scenario. If confirmed capacity is lower than 48 h, the PO must move tasks or accept the overload explicitly (rubric S1: selected work must match velocity/capacity).</w:t>
+        <w:t xml:space="preserve">48 h (plan) exceeds the 40 h capacity by 8 h (20 %).</w:t>
+      </w:r>
+      <w:r>
+        <w:t xml:space="preserve"> </w:t>
+      </w:r>
+      <w:r>
+        <w:rPr>
+          <w:bCs/>
+          <w:b/>
+        </w:rPr>
+        <w:t xml:space="preserve">PO note (30/10/2026):</w:t>
+      </w:r>
+      <w:r>
+        <w:t xml:space="preserve"> </w:t>
+      </w:r>
+      <w:r>
+        <w:t xml:space="preserve">Sprint 1 had already ended when capacity was confirmed, so the overload is recorded, not hidden: it is one cause of issue I-01 (late Sprint 1 artefacts). Lesson for Sprint Planning 2: select work only up to 40 h.</w:t>
       </w:r>
     </w:p>
     <w:bookmarkEnd w:id="29"/>
@@ -3570,7 +3555,7 @@
       </w:tr>
     </w:tbl>
     <w:bookmarkEnd w:id="31"/>
-    <w:bookmarkStart w:id="34" w:name="sprint-1--test-cases-f1"/>
+    <w:bookmarkStart w:id="35" w:name="sprint-1--test-cases-f1"/>
     <w:p>
       <w:pPr>
         <w:pStyle w:val="Heading1"/>
@@ -3708,6 +3693,56 @@
             </w:pPr>
             <w:r>
               <w:t xml:space="preserve">Test cases from F1 ACs; automated results from a real local run</w:t>
+            </w:r>
+          </w:p>
+        </w:tc>
+      </w:tr>
+      <w:tr>
+        <w:tc>
+          <w:tcPr/>
+          <w:p>
+            <w:pPr>
+              <w:pStyle w:val="Compact"/>
+              <w:jc w:val="left"/>
+            </w:pPr>
+            <w:r>
+              <w:t xml:space="preserve">1.1</w:t>
+            </w:r>
+          </w:p>
+        </w:tc>
+        <w:tc>
+          <w:tcPr/>
+          <w:p>
+            <w:pPr>
+              <w:pStyle w:val="Compact"/>
+              <w:jc w:val="left"/>
+            </w:pPr>
+            <w:r>
+              <w:t xml:space="preserve">30/10/2026</w:t>
+            </w:r>
+          </w:p>
+        </w:tc>
+        <w:tc>
+          <w:tcPr/>
+          <w:p>
+            <w:pPr>
+              <w:pStyle w:val="Compact"/>
+              <w:jc w:val="left"/>
+            </w:pPr>
+            <w:r>
+              <w:t xml:space="preserve">Hồ Du Tuấn Đạt (AI-assisted)</w:t>
+            </w:r>
+          </w:p>
+        </w:tc>
+        <w:tc>
+          <w:tcPr/>
+          <w:p>
+            <w:pPr>
+              <w:pStyle w:val="Compact"/>
+              <w:jc w:val="left"/>
+            </w:pPr>
+            <w:r>
+              <w:t xml:space="preserve">Manual run found defect DEF-F1-01 (TC-F1-15); expected result made precise; E2E assertion tightened</w:t>
             </w:r>
           </w:p>
         </w:tc>
@@ -5465,7 +5500,7 @@
               <w:jc w:val="left"/>
             </w:pPr>
             <w:r>
-              <w:t xml:space="preserve">Redirect to /login?next=…</w:t>
+              <w:t xml:space="preserve">Redirect to /login?next=%2Fadmin%2Faccounts; after login back on that page</w:t>
             </w:r>
           </w:p>
         </w:tc>
@@ -6426,13 +6461,13 @@
       </w:tr>
     </w:tbl>
     <w:bookmarkEnd w:id="32"/>
-    <w:bookmarkStart w:id="33" w:name="summary-local-automated"/>
+    <w:bookmarkStart w:id="33" w:name="defects-found"/>
     <w:p>
       <w:pPr>
         <w:pStyle w:val="Heading2"/>
       </w:pPr>
       <w:r>
-        <w:t xml:space="preserve">Summary (local automated)</w:t>
+        <w:t xml:space="preserve">Defects found</w:t>
       </w:r>
     </w:p>
     <w:tbl>
@@ -6462,67 +6497,67 @@
               <w:jc w:val="left"/>
             </w:pPr>
             <w:r>
-              <w:t xml:space="preserve">ACs</w:t>
-            </w:r>
-          </w:p>
-        </w:tc>
-        <w:tc>
-          <w:tcPr/>
-          <w:p>
-            <w:pPr>
-              <w:pStyle w:val="Compact"/>
-              <w:jc w:val="left"/>
-            </w:pPr>
-            <w:r>
-              <w:t xml:space="preserve">Test cases</w:t>
-            </w:r>
-          </w:p>
-        </w:tc>
-        <w:tc>
-          <w:tcPr/>
-          <w:p>
-            <w:pPr>
-              <w:pStyle w:val="Compact"/>
-              <w:jc w:val="left"/>
-            </w:pPr>
-            <w:r>
-              <w:t xml:space="preserve">Executed</w:t>
-            </w:r>
-          </w:p>
-        </w:tc>
-        <w:tc>
-          <w:tcPr/>
-          <w:p>
-            <w:pPr>
-              <w:pStyle w:val="Compact"/>
-              <w:jc w:val="left"/>
-            </w:pPr>
-            <w:r>
-              <w:t xml:space="preserve">Pass</w:t>
-            </w:r>
-          </w:p>
-        </w:tc>
-        <w:tc>
-          <w:tcPr/>
-          <w:p>
-            <w:pPr>
-              <w:pStyle w:val="Compact"/>
-              <w:jc w:val="left"/>
-            </w:pPr>
-            <w:r>
-              <w:t xml:space="preserve">Fail</w:t>
-            </w:r>
-          </w:p>
-        </w:tc>
-        <w:tc>
-          <w:tcPr/>
-          <w:p>
-            <w:pPr>
-              <w:pStyle w:val="Compact"/>
-              <w:jc w:val="left"/>
-            </w:pPr>
-            <w:r>
-              <w:t xml:space="preserve">Not run</w:t>
+              <w:t xml:space="preserve">ID</w:t>
+            </w:r>
+          </w:p>
+        </w:tc>
+        <w:tc>
+          <w:tcPr/>
+          <w:p>
+            <w:pPr>
+              <w:pStyle w:val="Compact"/>
+              <w:jc w:val="left"/>
+            </w:pPr>
+            <w:r>
+              <w:t xml:space="preserve">TC</w:t>
+            </w:r>
+          </w:p>
+        </w:tc>
+        <w:tc>
+          <w:tcPr/>
+          <w:p>
+            <w:pPr>
+              <w:pStyle w:val="Compact"/>
+              <w:jc w:val="left"/>
+            </w:pPr>
+            <w:r>
+              <w:t xml:space="preserve">Found</w:t>
+            </w:r>
+          </w:p>
+        </w:tc>
+        <w:tc>
+          <w:tcPr/>
+          <w:p>
+            <w:pPr>
+              <w:pStyle w:val="Compact"/>
+              <w:jc w:val="left"/>
+            </w:pPr>
+            <w:r>
+              <w:t xml:space="preserve">Description</w:t>
+            </w:r>
+          </w:p>
+        </w:tc>
+        <w:tc>
+          <w:tcPr/>
+          <w:p>
+            <w:pPr>
+              <w:pStyle w:val="Compact"/>
+              <w:jc w:val="left"/>
+            </w:pPr>
+            <w:r>
+              <w:t xml:space="preserve">Fix</w:t>
+            </w:r>
+          </w:p>
+        </w:tc>
+        <w:tc>
+          <w:tcPr/>
+          <w:p>
+            <w:pPr>
+              <w:pStyle w:val="Compact"/>
+              <w:jc w:val="left"/>
+            </w:pPr>
+            <w:r>
+              <w:t xml:space="preserve">Status</w:t>
             </w:r>
           </w:p>
         </w:tc>
@@ -6536,75 +6571,312 @@
               <w:jc w:val="left"/>
             </w:pPr>
             <w:r>
-              <w:t xml:space="preserve">24</w:t>
-            </w:r>
-          </w:p>
-        </w:tc>
-        <w:tc>
-          <w:tcPr/>
-          <w:p>
-            <w:pPr>
-              <w:pStyle w:val="Compact"/>
-              <w:jc w:val="left"/>
-            </w:pPr>
-            <w:r>
-              <w:t xml:space="preserve">24</w:t>
-            </w:r>
-          </w:p>
-        </w:tc>
-        <w:tc>
-          <w:tcPr/>
-          <w:p>
-            <w:pPr>
-              <w:pStyle w:val="Compact"/>
-              <w:jc w:val="left"/>
-            </w:pPr>
-            <w:r>
-              <w:t xml:space="preserve">21</w:t>
-            </w:r>
-          </w:p>
-        </w:tc>
-        <w:tc>
-          <w:tcPr/>
-          <w:p>
-            <w:pPr>
-              <w:pStyle w:val="Compact"/>
-              <w:jc w:val="left"/>
-            </w:pPr>
-            <w:r>
-              <w:t xml:space="preserve">21</w:t>
-            </w:r>
-          </w:p>
-        </w:tc>
-        <w:tc>
-          <w:tcPr/>
-          <w:p>
-            <w:pPr>
-              <w:pStyle w:val="Compact"/>
-              <w:jc w:val="left"/>
-            </w:pPr>
-            <w:r>
-              <w:t xml:space="preserve">0</w:t>
-            </w:r>
-          </w:p>
-        </w:tc>
-        <w:tc>
-          <w:tcPr/>
-          <w:p>
-            <w:pPr>
-              <w:pStyle w:val="Compact"/>
-              <w:jc w:val="left"/>
-            </w:pPr>
-            <w:r>
-              <w:t xml:space="preserve">3 (NFR-03 hosting)</w:t>
+              <w:t xml:space="preserve">DEF-F1-01</w:t>
+            </w:r>
+          </w:p>
+        </w:tc>
+        <w:tc>
+          <w:tcPr/>
+          <w:p>
+            <w:pPr>
+              <w:pStyle w:val="Compact"/>
+              <w:jc w:val="left"/>
+            </w:pPr>
+            <w:r>
+              <w:t xml:space="preserve">TC-F1-15</w:t>
+            </w:r>
+          </w:p>
+        </w:tc>
+        <w:tc>
+          <w:tcPr/>
+          <w:p>
+            <w:pPr>
+              <w:pStyle w:val="Compact"/>
+              <w:jc w:val="left"/>
+            </w:pPr>
+            <w:r>
+              <w:t xml:space="preserve">30/10/2026, manual run (Đạt)</w:t>
+            </w:r>
+          </w:p>
+        </w:tc>
+        <w:tc>
+          <w:tcPr/>
+          <w:p>
+            <w:pPr>
+              <w:pStyle w:val="Compact"/>
+              <w:jc w:val="left"/>
+            </w:pPr>
+            <w:r>
+              <w:t xml:space="preserve">Any admin URL redirected to</w:t>
+            </w:r>
+            <w:r>
+              <w:t xml:space="preserve"> </w:t>
+            </w:r>
+            <w:r>
+              <w:rPr>
+                <w:rStyle w:val="VerbatimChar"/>
+              </w:rPr>
+              <w:t xml:space="preserve">/login?next=%2Fadmin</w:t>
+            </w:r>
+            <w:r>
+              <w:t xml:space="preserve">: the admin layout guard used a fixed default path, so after login the user landed on the dashboard instead of the page requested. The automated check only tested for</w:t>
+            </w:r>
+            <w:r>
+              <w:t xml:space="preserve"> </w:t>
+            </w:r>
+            <w:r>
+              <w:rPr>
+                <w:rStyle w:val="VerbatimChar"/>
+              </w:rPr>
+              <w:t xml:space="preserve">next=</w:t>
+            </w:r>
+            <w:r>
+              <w:t xml:space="preserve"> </w:t>
+            </w:r>
+            <w:r>
+              <w:t xml:space="preserve">and missed it</w:t>
+            </w:r>
+          </w:p>
+        </w:tc>
+        <w:tc>
+          <w:tcPr/>
+          <w:p>
+            <w:pPr>
+              <w:pStyle w:val="Compact"/>
+              <w:jc w:val="left"/>
+            </w:pPr>
+            <w:r>
+              <w:rPr>
+                <w:rStyle w:val="VerbatimChar"/>
+              </w:rPr>
+              <w:t xml:space="preserve">src/middleware.js</w:t>
+            </w:r>
+            <w:r>
+              <w:t xml:space="preserve"> </w:t>
+            </w:r>
+            <w:r>
+              <w:t xml:space="preserve">passes the requested path;</w:t>
+            </w:r>
+            <w:r>
+              <w:t xml:space="preserve"> </w:t>
+            </w:r>
+            <w:r>
+              <w:rPr>
+                <w:rStyle w:val="VerbatimChar"/>
+              </w:rPr>
+              <w:t xml:space="preserve">requireAdmin</w:t>
+            </w:r>
+            <w:r>
+              <w:t xml:space="preserve"> </w:t>
+            </w:r>
+            <w:r>
+              <w:t xml:space="preserve">uses it; E2E now asserts the exact</w:t>
+            </w:r>
+            <w:r>
+              <w:t xml:space="preserve"> </w:t>
+            </w:r>
+            <w:r>
+              <w:rPr>
+                <w:rStyle w:val="VerbatimChar"/>
+              </w:rPr>
+              <w:t xml:space="preserve">next</w:t>
+            </w:r>
+          </w:p>
+        </w:tc>
+        <w:tc>
+          <w:tcPr/>
+          <w:p>
+            <w:pPr>
+              <w:pStyle w:val="Compact"/>
+              <w:jc w:val="left"/>
+            </w:pPr>
+            <w:r>
+              <w:t xml:space="preserve">Fixed, re-verified locally (curl); manual re-test TBD</w:t>
             </w:r>
           </w:p>
         </w:tc>
       </w:tr>
     </w:tbl>
     <w:bookmarkEnd w:id="33"/>
+    <w:bookmarkStart w:id="34" w:name="summary-local-automated"/>
+    <w:p>
+      <w:pPr>
+        <w:pStyle w:val="Heading2"/>
+      </w:pPr>
+      <w:r>
+        <w:t xml:space="preserve">Summary (local automated)</w:t>
+      </w:r>
+    </w:p>
+    <w:tbl>
+      <w:tblPr>
+        <w:tblStyle w:val="Table"/>
+        <w:tblW w:type="auto" w:w="0"/>
+        <w:tblLook w:firstRow="1" w:lastRow="0" w:firstColumn="0" w:lastColumn="0" w:noHBand="0" w:noVBand="0" w:val="0020"/>
+        <w:jc w:val="start"/>
+      </w:tblPr>
+      <w:tblGrid>
+        <w:gridCol w:w="1320"/>
+        <w:gridCol w:w="1320"/>
+        <w:gridCol w:w="1320"/>
+        <w:gridCol w:w="1320"/>
+        <w:gridCol w:w="1320"/>
+        <w:gridCol w:w="1320"/>
+      </w:tblGrid>
+      <w:tr>
+        <w:trPr>
+          <w:tblHeader w:val="true"/>
+        </w:trPr>
+        <w:tc>
+          <w:tcPr/>
+          <w:p>
+            <w:pPr>
+              <w:pStyle w:val="Compact"/>
+              <w:jc w:val="left"/>
+            </w:pPr>
+            <w:r>
+              <w:t xml:space="preserve">ACs</w:t>
+            </w:r>
+          </w:p>
+        </w:tc>
+        <w:tc>
+          <w:tcPr/>
+          <w:p>
+            <w:pPr>
+              <w:pStyle w:val="Compact"/>
+              <w:jc w:val="left"/>
+            </w:pPr>
+            <w:r>
+              <w:t xml:space="preserve">Test cases</w:t>
+            </w:r>
+          </w:p>
+        </w:tc>
+        <w:tc>
+          <w:tcPr/>
+          <w:p>
+            <w:pPr>
+              <w:pStyle w:val="Compact"/>
+              <w:jc w:val="left"/>
+            </w:pPr>
+            <w:r>
+              <w:t xml:space="preserve">Executed</w:t>
+            </w:r>
+          </w:p>
+        </w:tc>
+        <w:tc>
+          <w:tcPr/>
+          <w:p>
+            <w:pPr>
+              <w:pStyle w:val="Compact"/>
+              <w:jc w:val="left"/>
+            </w:pPr>
+            <w:r>
+              <w:t xml:space="preserve">Pass</w:t>
+            </w:r>
+          </w:p>
+        </w:tc>
+        <w:tc>
+          <w:tcPr/>
+          <w:p>
+            <w:pPr>
+              <w:pStyle w:val="Compact"/>
+              <w:jc w:val="left"/>
+            </w:pPr>
+            <w:r>
+              <w:t xml:space="preserve">Fail</w:t>
+            </w:r>
+          </w:p>
+        </w:tc>
+        <w:tc>
+          <w:tcPr/>
+          <w:p>
+            <w:pPr>
+              <w:pStyle w:val="Compact"/>
+              <w:jc w:val="left"/>
+            </w:pPr>
+            <w:r>
+              <w:t xml:space="preserve">Not run</w:t>
+            </w:r>
+          </w:p>
+        </w:tc>
+      </w:tr>
+      <w:tr>
+        <w:tc>
+          <w:tcPr/>
+          <w:p>
+            <w:pPr>
+              <w:pStyle w:val="Compact"/>
+              <w:jc w:val="left"/>
+            </w:pPr>
+            <w:r>
+              <w:t xml:space="preserve">24</w:t>
+            </w:r>
+          </w:p>
+        </w:tc>
+        <w:tc>
+          <w:tcPr/>
+          <w:p>
+            <w:pPr>
+              <w:pStyle w:val="Compact"/>
+              <w:jc w:val="left"/>
+            </w:pPr>
+            <w:r>
+              <w:t xml:space="preserve">24</w:t>
+            </w:r>
+          </w:p>
+        </w:tc>
+        <w:tc>
+          <w:tcPr/>
+          <w:p>
+            <w:pPr>
+              <w:pStyle w:val="Compact"/>
+              <w:jc w:val="left"/>
+            </w:pPr>
+            <w:r>
+              <w:t xml:space="preserve">21</w:t>
+            </w:r>
+          </w:p>
+        </w:tc>
+        <w:tc>
+          <w:tcPr/>
+          <w:p>
+            <w:pPr>
+              <w:pStyle w:val="Compact"/>
+              <w:jc w:val="left"/>
+            </w:pPr>
+            <w:r>
+              <w:t xml:space="preserve">21</w:t>
+            </w:r>
+          </w:p>
+        </w:tc>
+        <w:tc>
+          <w:tcPr/>
+          <w:p>
+            <w:pPr>
+              <w:pStyle w:val="Compact"/>
+              <w:jc w:val="left"/>
+            </w:pPr>
+            <w:r>
+              <w:t xml:space="preserve">0</w:t>
+            </w:r>
+          </w:p>
+        </w:tc>
+        <w:tc>
+          <w:tcPr/>
+          <w:p>
+            <w:pPr>
+              <w:pStyle w:val="Compact"/>
+              <w:jc w:val="left"/>
+            </w:pPr>
+            <w:r>
+              <w:t xml:space="preserve">3 (NFR-03 hosting)</w:t>
+            </w:r>
+          </w:p>
+        </w:tc>
+      </w:tr>
+    </w:tbl>
     <w:bookmarkEnd w:id="34"/>
-    <w:bookmarkStart w:id="43" w:name="Xed291cfe78450be34533a2ac40d7112b9e69f7e"/>
+    <w:bookmarkEnd w:id="35"/>
+    <w:bookmarkStart w:id="44" w:name="Xed291cfe78450be34533a2ac40d7112b9e69f7e"/>
     <w:p>
       <w:pPr>
         <w:pStyle w:val="Heading1"/>
@@ -6621,7 +6893,7 @@
         <w:t xml:space="preserve">Presenter: Sprint Leader S1. Structure follows [03 §8]. Fill the TBD cells with real data before class.</w:t>
       </w:r>
     </w:p>
-    <w:bookmarkStart w:id="35" w:name="X5975c86f064966e7e391fabc79b83eafed5e9c9"/>
+    <w:bookmarkStart w:id="36" w:name="X5975c86f064966e7e391fabc79b83eafed5e9c9"/>
     <w:p>
       <w:pPr>
         <w:pStyle w:val="Heading2"/>
@@ -6666,8 +6938,8 @@
         <w:t xml:space="preserve">Result: TBD (Met / Partly met / Not met) – items Done vs committed: TBD.</w:t>
       </w:r>
     </w:p>
-    <w:bookmarkEnd w:id="35"/>
-    <w:bookmarkStart w:id="36" w:name="X9b2a24815a310656da7780881b1ef1c21a0f449"/>
+    <w:bookmarkEnd w:id="36"/>
+    <w:bookmarkStart w:id="37" w:name="X9b2a24815a310656da7780881b1ef1c21a0f449"/>
     <w:p>
       <w:pPr>
         <w:pStyle w:val="Heading2"/>
@@ -6759,8 +7031,8 @@
         <w:t xml:space="preserve">Show password hash in the database (NFR-01/AC-01).</w:t>
       </w:r>
     </w:p>
-    <w:bookmarkEnd w:id="36"/>
-    <w:bookmarkStart w:id="37" w:name="X8f991b7b27b28ce28e2acb6f12aa91bdfedc79e"/>
+    <w:bookmarkEnd w:id="37"/>
+    <w:bookmarkStart w:id="38" w:name="X8f991b7b27b28ce28e2acb6f12aa91bdfedc79e"/>
     <w:p>
       <w:pPr>
         <w:pStyle w:val="Heading2"/>
@@ -6777,8 +7049,8 @@
         <w:t xml:space="preserve">TBD – export from Jira; explain flat or rising segments.</w:t>
       </w:r>
     </w:p>
-    <w:bookmarkEnd w:id="37"/>
-    <w:bookmarkStart w:id="38" w:name="Xf777ca499d76ab5a5e4989eb40700d346658afe"/>
+    <w:bookmarkEnd w:id="38"/>
+    <w:bookmarkStart w:id="39" w:name="Xf777ca499d76ab5a5e4989eb40700d346658afe"/>
     <w:p>
       <w:pPr>
         <w:pStyle w:val="Heading2"/>
@@ -6951,8 +7223,8 @@
         </w:tc>
       </w:tr>
     </w:tbl>
-    <w:bookmarkEnd w:id="38"/>
-    <w:bookmarkStart w:id="39" w:name="Xa69f50539a846290534e0d3b59fd6382ff473c7"/>
+    <w:bookmarkEnd w:id="39"/>
+    <w:bookmarkStart w:id="40" w:name="Xa69f50539a846290534e0d3b59fd6382ff473c7"/>
     <w:p>
       <w:pPr>
         <w:pStyle w:val="Heading2"/>
@@ -6969,8 +7241,8 @@
         <w:t xml:space="preserve">Top risks R01, R03, R05 (PMP-5); issue I-01 (late S1 artefacts).</w:t>
       </w:r>
     </w:p>
-    <w:bookmarkEnd w:id="39"/>
-    <w:bookmarkStart w:id="40" w:name="Xb9db6d8040a4999c56c4e3d24ac75457a168589"/>
+    <w:bookmarkEnd w:id="40"/>
+    <w:bookmarkStart w:id="41" w:name="Xb9db6d8040a4999c56c4e3d24ac75457a168589"/>
     <w:p>
       <w:pPr>
         <w:pStyle w:val="Heading2"/>
@@ -6999,8 +7271,8 @@
         <w:t xml:space="preserve">; record Sponsor decision and reason.</w:t>
       </w:r>
     </w:p>
-    <w:bookmarkEnd w:id="40"/>
-    <w:bookmarkStart w:id="41" w:name="Xbc40dad6b79b0381d2acb8142c0dc06fa2496cd"/>
+    <w:bookmarkEnd w:id="41"/>
+    <w:bookmarkStart w:id="42" w:name="Xbc40dad6b79b0381d2acb8142c0dc06fa2496cd"/>
     <w:p>
       <w:pPr>
         <w:pStyle w:val="Heading2"/>
@@ -7114,8 +7386,8 @@
         <w:t xml:space="preserve">| A3 | Log Completed Work in Jira the same day a task moves | Both | daily | 100 % of Done tasks have hours |</w:t>
       </w:r>
     </w:p>
-    <w:bookmarkEnd w:id="41"/>
-    <w:bookmarkStart w:id="42" w:name="Xbc2c4d702ce25a4f484210fbd73621edf2175fd"/>
+    <w:bookmarkEnd w:id="42"/>
+    <w:bookmarkStart w:id="43" w:name="Xbc2c4d702ce25a4f484210fbd73621edf2175fd"/>
     <w:p>
       <w:pPr>
         <w:pStyle w:val="Heading2"/>
@@ -7148,8 +7420,8 @@
         <w:t xml:space="preserve">S1 velocity [03 §6.2].</w:t>
       </w:r>
     </w:p>
-    <w:bookmarkEnd w:id="42"/>
     <w:bookmarkEnd w:id="43"/>
+    <w:bookmarkEnd w:id="44"/>
     <w:sectPr/>
   </w:body>
 </w:document>

--- a/deliverables/S1/HK261_SPM_FP_Team6_c3_SprintReport_S1.docx
+++ b/deliverables/S1/HK261_SPM_FP_Team6_c3_SprintReport_S1.docx
@@ -515,7 +515,7 @@
               <w:jc w:val="left"/>
             </w:pPr>
             <w:r>
-              <w:t xml:space="preserve">F1 implemented and passing local automated tests (21/24 ACs); NFR-03 hosting not yet deployed</w:t>
+              <w:t xml:space="preserve">F1 implemented and passing local automated tests (21/24 ACs); NFR-02 hosting not yet deployed</w:t>
             </w:r>
           </w:p>
         </w:tc>
@@ -759,23 +759,7 @@
         <w:t xml:space="preserve"> </w:t>
       </w:r>
       <w:r>
-        <w:t xml:space="preserve">Hồ Du Tuấn Đạt</w:t>
-      </w:r>
-      <w:r>
-        <w:t xml:space="preserve"> </w:t>
-      </w:r>
-      <w:r>
-        <w:rPr>
-          <w:iCs/>
-          <w:i/>
-        </w:rPr>
-        <w:t xml:space="preserve">(to confirm)</w:t>
-      </w:r>
-      <w:r>
-        <w:t xml:space="preserve"> </w:t>
-      </w:r>
-      <w:r>
-        <w:t xml:space="preserve">·</w:t>
+        <w:t xml:space="preserve">Hồ Du Tuấn Đạt ·</w:t>
       </w:r>
       <w:r>
         <w:t xml:space="preserve"> </w:t>
@@ -801,7 +785,7 @@
           <w:iCs/>
           <w:i/>
         </w:rPr>
-        <w:t xml:space="preserve">(to confirm)</w:t>
+        <w:t xml:space="preserve">(both proposed in Master Plan v0.4, pending approval)</w:t>
       </w:r>
     </w:p>
     <w:bookmarkStart w:id="25" w:name="version-history-1"/>
@@ -974,7 +958,57 @@
               <w:jc w:val="left"/>
             </w:pPr>
             <w:r>
-              <w:t xml:space="preserve">Re-planned to 1-week S1 = F1 + PM baseline only [05 #11]. Task hours are</w:t>
+              <w:t xml:space="preserve">Re-planned to 1-week S1 = F1 + PM baseline [05 #11]; 14 tasks / 48 h (proposal)</w:t>
+            </w:r>
+          </w:p>
+        </w:tc>
+      </w:tr>
+      <w:tr>
+        <w:tc>
+          <w:tcPr/>
+          <w:p>
+            <w:pPr>
+              <w:pStyle w:val="Compact"/>
+              <w:jc w:val="left"/>
+            </w:pPr>
+            <w:r>
+              <w:t xml:space="preserve">1.0-draft2</w:t>
+            </w:r>
+          </w:p>
+        </w:tc>
+        <w:tc>
+          <w:tcPr/>
+          <w:p>
+            <w:pPr>
+              <w:pStyle w:val="Compact"/>
+              <w:jc w:val="left"/>
+            </w:pPr>
+            <w:r>
+              <w:t xml:space="preserve">30/10/2026</w:t>
+            </w:r>
+          </w:p>
+        </w:tc>
+        <w:tc>
+          <w:tcPr/>
+          <w:p>
+            <w:pPr>
+              <w:pStyle w:val="Compact"/>
+              <w:jc w:val="left"/>
+            </w:pPr>
+            <w:r>
+              <w:t xml:space="preserve">Hồ Du Tuấn Đạt (AI-assisted)</w:t>
+            </w:r>
+          </w:p>
+        </w:tc>
+        <w:tc>
+          <w:tcPr/>
+          <w:p>
+            <w:pPr>
+              <w:pStyle w:val="Compact"/>
+              <w:jc w:val="left"/>
+            </w:pPr>
+            <w:r>
+              <w:t xml:space="preserve">Aligned to Master Plan v0.4 WBS 1.x (Chính): 25 tasks /</w:t>
             </w:r>
             <w:r>
               <w:t xml:space="preserve"> </w:t>
@@ -984,10 +1018,10 @@
                 <w:bCs/>
                 <w:b/>
               </w:rPr>
-              <w:t xml:space="preserve">proposals</w:t>
-            </w:r>
-            <w:r>
-              <w:t xml:space="preserve">; Jira Original Estimate must match after the team confirms</w:t>
+              <w:t xml:space="preserve">61.5 h</w:t>
+            </w:r>
+            <w:r>
+              <w:t xml:space="preserve">, capacity 56 h; v0 item IDs</w:t>
             </w:r>
           </w:p>
         </w:tc>
@@ -1008,32 +1042,17 @@
         <w:pStyle w:val="FirstParagraph"/>
       </w:pPr>
       <w:r>
-        <w:t xml:space="preserve">By 29/10/2026, on the hosted URL: a visitor can register and log in/out; an administrator can create accounts with a role and lock/unlock them; a non-admin gets 403 on every</w:t>
-      </w:r>
-      <w:r>
-        <w:t xml:space="preserve"> </w:t>
-      </w:r>
-      <w:r>
-        <w:rPr>
-          <w:rStyle w:val="VerbatimChar"/>
-        </w:rPr>
-        <w:t xml:space="preserve">/admin</w:t>
-      </w:r>
-      <w:r>
-        <w:t xml:space="preserve"> </w:t>
-      </w:r>
-      <w:r>
-        <w:t xml:space="preserve">URL; passwords are stored as bcrypt hashes — verified by 24 F1 test cases (one per AC) all passing. In parallel, PMP v1.0, Product Backlog v1.0, Release Plan/BAC and the CR-06 Change Log entry are baselined.</w:t>
+        <w:t xml:space="preserve">An Administrator can create and lock accounts and a Customer can register, log in and log out, with admin functions blocked for every other role – F1 meets all its AC on the hosted URL; PMP v1.0 baselined. [Master Plan v0.4, sheet 2]</w:t>
       </w:r>
     </w:p>
     <w:bookmarkEnd w:id="26"/>
-    <w:bookmarkStart w:id="27" w:name="capacity"/>
+    <w:bookmarkStart w:id="27" w:name="X5d941d6172abb64effe13f524bc2d93f7965700"/>
     <w:p>
       <w:pPr>
         <w:pStyle w:val="Heading2"/>
       </w:pPr>
       <w:r>
-        <w:t xml:space="preserve">Capacity</w:t>
+        <w:t xml:space="preserve">Capacity (plan – PO assumption, Đạt to confirm)</w:t>
       </w:r>
     </w:p>
     <w:tbl>
@@ -1044,10 +1063,11 @@
         <w:jc w:val="start"/>
       </w:tblPr>
       <w:tblGrid>
-        <w:gridCol w:w="1980"/>
-        <w:gridCol w:w="1980"/>
-        <w:gridCol w:w="1980"/>
-        <w:gridCol w:w="1980"/>
+        <w:gridCol w:w="1584"/>
+        <w:gridCol w:w="1584"/>
+        <w:gridCol w:w="1584"/>
+        <w:gridCol w:w="1584"/>
+        <w:gridCol w:w="1584"/>
       </w:tblGrid>
       <w:tr>
         <w:trPr>
@@ -1073,19 +1093,7 @@
               <w:jc w:val="left"/>
             </w:pPr>
             <w:r>
-              <w:t xml:space="preserve">Available days</w:t>
-            </w:r>
-          </w:p>
-        </w:tc>
-        <w:tc>
-          <w:tcPr/>
-          <w:p>
-            <w:pPr>
-              <w:pStyle w:val="Compact"/>
-              <w:jc w:val="left"/>
-            </w:pPr>
-            <w:r>
-              <w:t xml:space="preserve">Focus h/day</w:t>
+              <w:t xml:space="preserve">Basis</w:t>
             </w:r>
           </w:p>
         </w:tc>
@@ -1098,6 +1106,30 @@
             </w:pPr>
             <w:r>
               <w:t xml:space="preserve">Capacity (h)</w:t>
+            </w:r>
+          </w:p>
+        </w:tc>
+        <w:tc>
+          <w:tcPr/>
+          <w:p>
+            <w:pPr>
+              <w:pStyle w:val="Compact"/>
+              <w:jc w:val="left"/>
+            </w:pPr>
+            <w:r>
+              <w:t xml:space="preserve">Planned load (h, "Both" split 50/50)</w:t>
+            </w:r>
+          </w:p>
+        </w:tc>
+        <w:tc>
+          <w:tcPr/>
+          <w:p>
+            <w:pPr>
+              <w:pStyle w:val="Compact"/>
+              <w:jc w:val="left"/>
+            </w:pPr>
+            <w:r>
+              <w:t xml:space="preserve">Check</w:t>
             </w:r>
           </w:p>
         </w:tc>
@@ -1123,31 +1155,43 @@
               <w:jc w:val="left"/>
             </w:pPr>
             <w:r>
-              <w:t xml:space="preserve">TBD</w:t>
-            </w:r>
-          </w:p>
-        </w:tc>
-        <w:tc>
-          <w:tcPr/>
-          <w:p>
-            <w:pPr>
-              <w:pStyle w:val="Compact"/>
-              <w:jc w:val="left"/>
-            </w:pPr>
-            <w:r>
-              <w:t xml:space="preserve">TBD</w:t>
-            </w:r>
-          </w:p>
-        </w:tc>
-        <w:tc>
-          <w:tcPr/>
-          <w:p>
-            <w:pPr>
-              <w:pStyle w:val="Compact"/>
-              <w:jc w:val="left"/>
-            </w:pPr>
-            <w:r>
-              <w:t xml:space="preserve">TBD</w:t>
+              <w:t xml:space="preserve">4 h × 7 days</w:t>
+            </w:r>
+          </w:p>
+        </w:tc>
+        <w:tc>
+          <w:tcPr/>
+          <w:p>
+            <w:pPr>
+              <w:pStyle w:val="Compact"/>
+              <w:jc w:val="left"/>
+            </w:pPr>
+            <w:r>
+              <w:t xml:space="preserve">28</w:t>
+            </w:r>
+          </w:p>
+        </w:tc>
+        <w:tc>
+          <w:tcPr/>
+          <w:p>
+            <w:pPr>
+              <w:pStyle w:val="Compact"/>
+              <w:jc w:val="left"/>
+            </w:pPr>
+            <w:r>
+              <w:t xml:space="preserve">30.75</w:t>
+            </w:r>
+          </w:p>
+        </w:tc>
+        <w:tc>
+          <w:tcPr/>
+          <w:p>
+            <w:pPr>
+              <w:pStyle w:val="Compact"/>
+              <w:jc w:val="left"/>
+            </w:pPr>
+            <w:r>
+              <w:t xml:space="preserve">Over by 2.75 h</w:t>
             </w:r>
           </w:p>
         </w:tc>
@@ -1173,31 +1217,43 @@
               <w:jc w:val="left"/>
             </w:pPr>
             <w:r>
-              <w:t xml:space="preserve">TBD</w:t>
-            </w:r>
-          </w:p>
-        </w:tc>
-        <w:tc>
-          <w:tcPr/>
-          <w:p>
-            <w:pPr>
-              <w:pStyle w:val="Compact"/>
-              <w:jc w:val="left"/>
-            </w:pPr>
-            <w:r>
-              <w:t xml:space="preserve">TBD</w:t>
-            </w:r>
-          </w:p>
-        </w:tc>
-        <w:tc>
-          <w:tcPr/>
-          <w:p>
-            <w:pPr>
-              <w:pStyle w:val="Compact"/>
-              <w:jc w:val="left"/>
-            </w:pPr>
-            <w:r>
-              <w:t xml:space="preserve">TBD</w:t>
+              <w:t xml:space="preserve">4 h × 7 days</w:t>
+            </w:r>
+          </w:p>
+        </w:tc>
+        <w:tc>
+          <w:tcPr/>
+          <w:p>
+            <w:pPr>
+              <w:pStyle w:val="Compact"/>
+              <w:jc w:val="left"/>
+            </w:pPr>
+            <w:r>
+              <w:t xml:space="preserve">28</w:t>
+            </w:r>
+          </w:p>
+        </w:tc>
+        <w:tc>
+          <w:tcPr/>
+          <w:p>
+            <w:pPr>
+              <w:pStyle w:val="Compact"/>
+              <w:jc w:val="left"/>
+            </w:pPr>
+            <w:r>
+              <w:t xml:space="preserve">30.75</w:t>
+            </w:r>
+          </w:p>
+        </w:tc>
+        <w:tc>
+          <w:tcPr/>
+          <w:p>
+            <w:pPr>
+              <w:pStyle w:val="Compact"/>
+              <w:jc w:val="left"/>
+            </w:pPr>
+            <w:r>
+              <w:t xml:space="preserve">Over by 2.75 h</w:t>
             </w:r>
           </w:p>
         </w:tc>
@@ -1215,16 +1271,8 @@
                 <w:bCs/>
                 <w:b/>
               </w:rPr>
-              <w:t xml:space="preserve">Total</w:t>
-            </w:r>
-          </w:p>
-        </w:tc>
-        <w:tc>
-          <w:tcPr/>
-          <w:p>
-            <w:pPr>
-              <w:pStyle w:val="Compact"/>
-            </w:pPr>
+              <w:t xml:space="preserve">Team</w:t>
+            </w:r>
           </w:p>
         </w:tc>
         <w:tc>
@@ -1247,13 +1295,45 @@
                 <w:bCs/>
                 <w:b/>
               </w:rPr>
-              <w:t xml:space="preserve">TBD</w:t>
+              <w:t xml:space="preserve">56</w:t>
+            </w:r>
+          </w:p>
+        </w:tc>
+        <w:tc>
+          <w:tcPr/>
+          <w:p>
+            <w:pPr>
+              <w:pStyle w:val="Compact"/>
+              <w:jc w:val="left"/>
+            </w:pPr>
+            <w:r>
+              <w:rPr>
+                <w:bCs/>
+                <w:b/>
+              </w:rPr>
+              <w:t xml:space="preserve">61.5</w:t>
+            </w:r>
+          </w:p>
+        </w:tc>
+        <w:tc>
+          <w:tcPr/>
+          <w:p>
+            <w:pPr>
+              <w:pStyle w:val="Compact"/>
+              <w:jc w:val="left"/>
+            </w:pPr>
+            <w:r>
+              <w:rPr>
+                <w:bCs/>
+                <w:b/>
+              </w:rPr>
+              <w:t xml:space="preserve">Over by 5.5 h</w:t>
             </w:r>
             <w:r>
               <w:t xml:space="preserve"> </w:t>
             </w:r>
             <w:r>
-              <w:t xml:space="preserve">(scenario 40 h, PMP-3 §3.5)</w:t>
+              <w:t xml:space="preserve">– PO to accept or move work [Master Plan v0.4, decision 4]</w:t>
             </w:r>
           </w:p>
         </w:tc>
@@ -1274,17 +1354,17 @@
         <w:pStyle w:val="FirstParagraph"/>
       </w:pPr>
       <w:r>
-        <w:t xml:space="preserve">US-01, US-02, US-03, US-04, NFR-01, NFR-03 (SP TBD → velocity S1 plan = Σ SP).</w:t>
+        <w:t xml:space="preserve">US-01, US-02, US-03, NFR-02 (SP TBD after Planning Poker → velocity S1 plan = Σ SP; expected velocity 15.4 SP/Sprint, PMP-3 §3.5).</w:t>
       </w:r>
     </w:p>
     <w:bookmarkEnd w:id="28"/>
-    <w:bookmarkStart w:id="29" w:name="tasks-each--1-person-day--8-h"/>
+    <w:bookmarkStart w:id="29" w:name="Xec906f638438712927f98ba98f052c547865d98"/>
     <w:p>
       <w:pPr>
         <w:pStyle w:val="Heading2"/>
       </w:pPr>
       <w:r>
-        <w:t xml:space="preserve">Tasks (each ≤ 1 person-day = 8 h)</w:t>
+        <w:t xml:space="preserve">Tasks (each ≤ 1 person-day; WBS from Master Plan v0.4)</w:t>
       </w:r>
     </w:p>
     <w:tbl>
@@ -1315,6 +1395,18 @@
               <w:jc w:val="left"/>
             </w:pPr>
             <w:r>
+              <w:t xml:space="preserve">WBS</w:t>
+            </w:r>
+          </w:p>
+        </w:tc>
+        <w:tc>
+          <w:tcPr/>
+          <w:p>
+            <w:pPr>
+              <w:pStyle w:val="Compact"/>
+              <w:jc w:val="left"/>
+            </w:pPr>
+            <w:r>
               <w:t xml:space="preserve">Task</w:t>
             </w:r>
           </w:p>
@@ -1328,18 +1420,6 @@
             </w:pPr>
             <w:r>
               <w:t xml:space="preserve">Item</w:t>
-            </w:r>
-          </w:p>
-        </w:tc>
-        <w:tc>
-          <w:tcPr/>
-          <w:p>
-            <w:pPr>
-              <w:pStyle w:val="Compact"/>
-              <w:jc w:val="left"/>
-            </w:pPr>
-            <w:r>
-              <w:t xml:space="preserve">Description</w:t>
             </w:r>
           </w:p>
         </w:tc>
@@ -1401,55 +1481,55 @@
               <w:jc w:val="left"/>
             </w:pPr>
             <w:r>
-              <w:t xml:space="preserve">S1-T01</w:t>
-            </w:r>
-          </w:p>
-        </w:tc>
-        <w:tc>
-          <w:tcPr/>
-          <w:p>
-            <w:pPr>
-              <w:pStyle w:val="Compact"/>
-              <w:jc w:val="left"/>
-            </w:pPr>
-            <w:r>
-              <w:t xml:space="preserve">PM</w:t>
-            </w:r>
-          </w:p>
-        </w:tc>
-        <w:tc>
-          <w:tcPr/>
-          <w:p>
-            <w:pPr>
-              <w:pStyle w:val="Compact"/>
-              <w:jc w:val="left"/>
-            </w:pPr>
-            <w:r>
-              <w:t xml:space="preserve">Product Backlog v1.0 + DoR (GWT ACs)</w:t>
-            </w:r>
-          </w:p>
-        </w:tc>
-        <w:tc>
-          <w:tcPr/>
-          <w:p>
-            <w:pPr>
-              <w:pStyle w:val="Compact"/>
-              <w:jc w:val="left"/>
-            </w:pPr>
-            <w:r>
-              <w:t xml:space="preserve">Chính</w:t>
-            </w:r>
-          </w:p>
-        </w:tc>
-        <w:tc>
-          <w:tcPr/>
-          <w:p>
-            <w:pPr>
-              <w:pStyle w:val="Compact"/>
-              <w:jc w:val="left"/>
-            </w:pPr>
-            <w:r>
-              <w:t xml:space="preserve">4</w:t>
+              <w:t xml:space="preserve">1.1.1</w:t>
+            </w:r>
+          </w:p>
+        </w:tc>
+        <w:tc>
+          <w:tcPr/>
+          <w:p>
+            <w:pPr>
+              <w:pStyle w:val="Compact"/>
+              <w:jc w:val="left"/>
+            </w:pPr>
+            <w:r>
+              <w:t xml:space="preserve">Internal kick-off: scope, roles, Leader rotation, working agreement, capacity</w:t>
+            </w:r>
+          </w:p>
+        </w:tc>
+        <w:tc>
+          <w:tcPr/>
+          <w:p>
+            <w:pPr>
+              <w:pStyle w:val="Compact"/>
+              <w:jc w:val="left"/>
+            </w:pPr>
+            <w:r>
+              <w:t xml:space="preserve">–</w:t>
+            </w:r>
+          </w:p>
+        </w:tc>
+        <w:tc>
+          <w:tcPr/>
+          <w:p>
+            <w:pPr>
+              <w:pStyle w:val="Compact"/>
+              <w:jc w:val="left"/>
+            </w:pPr>
+            <w:r>
+              <w:t xml:space="preserve">Both</w:t>
+            </w:r>
+          </w:p>
+        </w:tc>
+        <w:tc>
+          <w:tcPr/>
+          <w:p>
+            <w:pPr>
+              <w:pStyle w:val="Compact"/>
+              <w:jc w:val="left"/>
+            </w:pPr>
+            <w:r>
+              <w:t xml:space="preserve">2</w:t>
             </w:r>
           </w:p>
         </w:tc>
@@ -1487,55 +1567,55 @@
               <w:jc w:val="left"/>
             </w:pPr>
             <w:r>
-              <w:t xml:space="preserve">S1-T02</w:t>
-            </w:r>
-          </w:p>
-        </w:tc>
-        <w:tc>
-          <w:tcPr/>
-          <w:p>
-            <w:pPr>
-              <w:pStyle w:val="Compact"/>
-              <w:jc w:val="left"/>
-            </w:pPr>
-            <w:r>
-              <w:t xml:space="preserve">PM</w:t>
-            </w:r>
-          </w:p>
-        </w:tc>
-        <w:tc>
-          <w:tcPr/>
-          <w:p>
-            <w:pPr>
-              <w:pStyle w:val="Compact"/>
-              <w:jc w:val="left"/>
-            </w:pPr>
-            <w:r>
-              <w:t xml:space="preserve">Planning Poker session + Release Plan + BAC</w:t>
-            </w:r>
-          </w:p>
-        </w:tc>
-        <w:tc>
-          <w:tcPr/>
-          <w:p>
-            <w:pPr>
-              <w:pStyle w:val="Compact"/>
-              <w:jc w:val="left"/>
-            </w:pPr>
-            <w:r>
-              <w:t xml:space="preserve">Chính</w:t>
-            </w:r>
-          </w:p>
-        </w:tc>
-        <w:tc>
-          <w:tcPr/>
-          <w:p>
-            <w:pPr>
-              <w:pStyle w:val="Compact"/>
-              <w:jc w:val="left"/>
-            </w:pPr>
-            <w:r>
-              <w:t xml:space="preserve">2</w:t>
+              <w:t xml:space="preserve">1.1.2</w:t>
+            </w:r>
+          </w:p>
+        </w:tc>
+        <w:tc>
+          <w:tcPr/>
+          <w:p>
+            <w:pPr>
+              <w:pStyle w:val="Compact"/>
+              <w:jc w:val="left"/>
+            </w:pPr>
+            <w:r>
+              <w:t xml:space="preserve">Sprint Planning 1 (≤ 45 min) → S1_Backlog → Jira (Original Estimate)</w:t>
+            </w:r>
+          </w:p>
+        </w:tc>
+        <w:tc>
+          <w:tcPr/>
+          <w:p>
+            <w:pPr>
+              <w:pStyle w:val="Compact"/>
+              <w:jc w:val="left"/>
+            </w:pPr>
+            <w:r>
+              <w:t xml:space="preserve">–</w:t>
+            </w:r>
+          </w:p>
+        </w:tc>
+        <w:tc>
+          <w:tcPr/>
+          <w:p>
+            <w:pPr>
+              <w:pStyle w:val="Compact"/>
+              <w:jc w:val="left"/>
+            </w:pPr>
+            <w:r>
+              <w:t xml:space="preserve">Both</w:t>
+            </w:r>
+          </w:p>
+        </w:tc>
+        <w:tc>
+          <w:tcPr/>
+          <w:p>
+            <w:pPr>
+              <w:pStyle w:val="Compact"/>
+              <w:jc w:val="left"/>
+            </w:pPr>
+            <w:r>
+              <w:t xml:space="preserve">1.5</w:t>
             </w:r>
           </w:p>
         </w:tc>
@@ -1573,55 +1653,55 @@
               <w:jc w:val="left"/>
             </w:pPr>
             <w:r>
-              <w:t xml:space="preserve">S1-T03</w:t>
-            </w:r>
-          </w:p>
-        </w:tc>
-        <w:tc>
-          <w:tcPr/>
-          <w:p>
-            <w:pPr>
-              <w:pStyle w:val="Compact"/>
-              <w:jc w:val="left"/>
-            </w:pPr>
-            <w:r>
-              <w:t xml:space="preserve">PM</w:t>
-            </w:r>
-          </w:p>
-        </w:tc>
-        <w:tc>
-          <w:tcPr/>
-          <w:p>
-            <w:pPr>
-              <w:pStyle w:val="Compact"/>
-              <w:jc w:val="left"/>
-            </w:pPr>
-            <w:r>
-              <w:t xml:space="preserve">PMP v1.0 parts 1, 3, 5, 6</w:t>
-            </w:r>
-          </w:p>
-        </w:tc>
-        <w:tc>
-          <w:tcPr/>
-          <w:p>
-            <w:pPr>
-              <w:pStyle w:val="Compact"/>
-              <w:jc w:val="left"/>
-            </w:pPr>
-            <w:r>
-              <w:t xml:space="preserve">Đạt</w:t>
-            </w:r>
-          </w:p>
-        </w:tc>
-        <w:tc>
-          <w:tcPr/>
-          <w:p>
-            <w:pPr>
-              <w:pStyle w:val="Compact"/>
-              <w:jc w:val="left"/>
-            </w:pPr>
-            <w:r>
-              <w:t xml:space="preserve">6</w:t>
+              <w:t xml:space="preserve">1.1.3</w:t>
+            </w:r>
+          </w:p>
+        </w:tc>
+        <w:tc>
+          <w:tcPr/>
+          <w:p>
+            <w:pPr>
+              <w:pStyle w:val="Compact"/>
+              <w:jc w:val="left"/>
+            </w:pPr>
+            <w:r>
+              <w:t xml:space="preserve">Daily Scrum S1 (≤ 10 min, logged) + daily board and hours update</w:t>
+            </w:r>
+          </w:p>
+        </w:tc>
+        <w:tc>
+          <w:tcPr/>
+          <w:p>
+            <w:pPr>
+              <w:pStyle w:val="Compact"/>
+              <w:jc w:val="left"/>
+            </w:pPr>
+            <w:r>
+              <w:t xml:space="preserve">–</w:t>
+            </w:r>
+          </w:p>
+        </w:tc>
+        <w:tc>
+          <w:tcPr/>
+          <w:p>
+            <w:pPr>
+              <w:pStyle w:val="Compact"/>
+              <w:jc w:val="left"/>
+            </w:pPr>
+            <w:r>
+              <w:t xml:space="preserve">Both</w:t>
+            </w:r>
+          </w:p>
+        </w:tc>
+        <w:tc>
+          <w:tcPr/>
+          <w:p>
+            <w:pPr>
+              <w:pStyle w:val="Compact"/>
+              <w:jc w:val="left"/>
+            </w:pPr>
+            <w:r>
+              <w:t xml:space="preserve">2</w:t>
             </w:r>
           </w:p>
         </w:tc>
@@ -1659,55 +1739,55 @@
               <w:jc w:val="left"/>
             </w:pPr>
             <w:r>
-              <w:t xml:space="preserve">S1-T04</w:t>
-            </w:r>
-          </w:p>
-        </w:tc>
-        <w:tc>
-          <w:tcPr/>
-          <w:p>
-            <w:pPr>
-              <w:pStyle w:val="Compact"/>
-              <w:jc w:val="left"/>
-            </w:pPr>
-            <w:r>
-              <w:t xml:space="preserve">PM</w:t>
-            </w:r>
-          </w:p>
-        </w:tc>
-        <w:tc>
-          <w:tcPr/>
-          <w:p>
-            <w:pPr>
-              <w:pStyle w:val="Compact"/>
-              <w:jc w:val="left"/>
-            </w:pPr>
-            <w:r>
-              <w:t xml:space="preserve">PMP v1.0 parts 2, 4, 7</w:t>
-            </w:r>
-          </w:p>
-        </w:tc>
-        <w:tc>
-          <w:tcPr/>
-          <w:p>
-            <w:pPr>
-              <w:pStyle w:val="Compact"/>
-              <w:jc w:val="left"/>
-            </w:pPr>
-            <w:r>
-              <w:t xml:space="preserve">Chính</w:t>
-            </w:r>
-          </w:p>
-        </w:tc>
-        <w:tc>
-          <w:tcPr/>
-          <w:p>
-            <w:pPr>
-              <w:pStyle w:val="Compact"/>
-              <w:jc w:val="left"/>
-            </w:pPr>
-            <w:r>
-              <w:t xml:space="preserve">4</w:t>
+              <w:t xml:space="preserve">1.2.1</w:t>
+            </w:r>
+          </w:p>
+        </w:tc>
+        <w:tc>
+          <w:tcPr/>
+          <w:p>
+            <w:pPr>
+              <w:pStyle w:val="Compact"/>
+              <w:jc w:val="left"/>
+            </w:pPr>
+            <w:r>
+              <w:t xml:space="preserve">Repo, develop/main, roadmap; repo private; invite lecturer (GitHub, Jira Viewer)</w:t>
+            </w:r>
+          </w:p>
+        </w:tc>
+        <w:tc>
+          <w:tcPr/>
+          <w:p>
+            <w:pPr>
+              <w:pStyle w:val="Compact"/>
+              <w:jc w:val="left"/>
+            </w:pPr>
+            <w:r>
+              <w:t xml:space="preserve">–</w:t>
+            </w:r>
+          </w:p>
+        </w:tc>
+        <w:tc>
+          <w:tcPr/>
+          <w:p>
+            <w:pPr>
+              <w:pStyle w:val="Compact"/>
+              <w:jc w:val="left"/>
+            </w:pPr>
+            <w:r>
+              <w:t xml:space="preserve">Đạt</w:t>
+            </w:r>
+          </w:p>
+        </w:tc>
+        <w:tc>
+          <w:tcPr/>
+          <w:p>
+            <w:pPr>
+              <w:pStyle w:val="Compact"/>
+              <w:jc w:val="left"/>
+            </w:pPr>
+            <w:r>
+              <w:t xml:space="preserve">2</w:t>
             </w:r>
           </w:p>
         </w:tc>
@@ -1745,31 +1825,31 @@
               <w:jc w:val="left"/>
             </w:pPr>
             <w:r>
-              <w:t xml:space="preserve">S1-T05</w:t>
-            </w:r>
-          </w:p>
-        </w:tc>
-        <w:tc>
-          <w:tcPr/>
-          <w:p>
-            <w:pPr>
-              <w:pStyle w:val="Compact"/>
-              <w:jc w:val="left"/>
-            </w:pPr>
-            <w:r>
-              <w:t xml:space="preserve">CR-06</w:t>
-            </w:r>
-          </w:p>
-        </w:tc>
-        <w:tc>
-          <w:tcPr/>
-          <w:p>
-            <w:pPr>
-              <w:pStyle w:val="Compact"/>
-              <w:jc w:val="left"/>
-            </w:pPr>
-            <w:r>
-              <w:t xml:space="preserve">Change Log entry + impact analysis + CCB options</w:t>
+              <w:t xml:space="preserve">1.2.2</w:t>
+            </w:r>
+          </w:p>
+        </w:tc>
+        <w:tc>
+          <w:tcPr/>
+          <w:p>
+            <w:pPr>
+              <w:pStyle w:val="Compact"/>
+              <w:jc w:val="left"/>
+            </w:pPr>
+            <w:r>
+              <w:t xml:space="preserve">Product Backlog v1.0: remap v0 → F1–F5, GWT AC, MoSCoW, DoR</w:t>
+            </w:r>
+          </w:p>
+        </w:tc>
+        <w:tc>
+          <w:tcPr/>
+          <w:p>
+            <w:pPr>
+              <w:pStyle w:val="Compact"/>
+              <w:jc w:val="left"/>
+            </w:pPr>
+            <w:r>
+              <w:t xml:space="preserve">–</w:t>
             </w:r>
           </w:p>
         </w:tc>
@@ -1793,7 +1873,7 @@
               <w:jc w:val="left"/>
             </w:pPr>
             <w:r>
-              <w:t xml:space="preserve">3</w:t>
+              <w:t xml:space="preserve">4</w:t>
             </w:r>
           </w:p>
         </w:tc>
@@ -1831,55 +1911,55 @@
               <w:jc w:val="left"/>
             </w:pPr>
             <w:r>
-              <w:t xml:space="preserve">S1-T06</w:t>
-            </w:r>
-          </w:p>
-        </w:tc>
-        <w:tc>
-          <w:tcPr/>
-          <w:p>
-            <w:pPr>
-              <w:pStyle w:val="Compact"/>
-              <w:jc w:val="left"/>
-            </w:pPr>
-            <w:r>
-              <w:t xml:space="preserve">NFR-03</w:t>
-            </w:r>
-          </w:p>
-        </w:tc>
-        <w:tc>
-          <w:tcPr/>
-          <w:p>
-            <w:pPr>
-              <w:pStyle w:val="Compact"/>
-              <w:jc w:val="left"/>
-            </w:pPr>
-            <w:r>
-              <w:t xml:space="preserve">Scaffold app, DB schema, deploy skeleton</w:t>
-            </w:r>
-          </w:p>
-        </w:tc>
-        <w:tc>
-          <w:tcPr/>
-          <w:p>
-            <w:pPr>
-              <w:pStyle w:val="Compact"/>
-              <w:jc w:val="left"/>
-            </w:pPr>
-            <w:r>
-              <w:t xml:space="preserve">Đạt</w:t>
-            </w:r>
-          </w:p>
-        </w:tc>
-        <w:tc>
-          <w:tcPr/>
-          <w:p>
-            <w:pPr>
-              <w:pStyle w:val="Compact"/>
-              <w:jc w:val="left"/>
-            </w:pPr>
-            <w:r>
-              <w:t xml:space="preserve">4</w:t>
+              <w:t xml:space="preserve">1.2.3</w:t>
+            </w:r>
+          </w:p>
+        </w:tc>
+        <w:tc>
+          <w:tcPr/>
+          <w:p>
+            <w:pPr>
+              <w:pStyle w:val="Compact"/>
+              <w:jc w:val="left"/>
+            </w:pPr>
+            <w:r>
+              <w:t xml:space="preserve">Planning Poker session + log of every round</w:t>
+            </w:r>
+          </w:p>
+        </w:tc>
+        <w:tc>
+          <w:tcPr/>
+          <w:p>
+            <w:pPr>
+              <w:pStyle w:val="Compact"/>
+              <w:jc w:val="left"/>
+            </w:pPr>
+            <w:r>
+              <w:t xml:space="preserve">–</w:t>
+            </w:r>
+          </w:p>
+        </w:tc>
+        <w:tc>
+          <w:tcPr/>
+          <w:p>
+            <w:pPr>
+              <w:pStyle w:val="Compact"/>
+              <w:jc w:val="left"/>
+            </w:pPr>
+            <w:r>
+              <w:t xml:space="preserve">Both</w:t>
+            </w:r>
+          </w:p>
+        </w:tc>
+        <w:tc>
+          <w:tcPr/>
+          <w:p>
+            <w:pPr>
+              <w:pStyle w:val="Compact"/>
+              <w:jc w:val="left"/>
+            </w:pPr>
+            <w:r>
+              <w:t xml:space="preserve">2</w:t>
             </w:r>
           </w:p>
         </w:tc>
@@ -1917,55 +1997,55 @@
               <w:jc w:val="left"/>
             </w:pPr>
             <w:r>
-              <w:t xml:space="preserve">S1-T07</w:t>
-            </w:r>
-          </w:p>
-        </w:tc>
-        <w:tc>
-          <w:tcPr/>
-          <w:p>
-            <w:pPr>
-              <w:pStyle w:val="Compact"/>
-              <w:jc w:val="left"/>
-            </w:pPr>
-            <w:r>
-              <w:t xml:space="preserve">US-01, NFR-01</w:t>
-            </w:r>
-          </w:p>
-        </w:tc>
-        <w:tc>
-          <w:tcPr/>
-          <w:p>
-            <w:pPr>
-              <w:pStyle w:val="Compact"/>
-              <w:jc w:val="left"/>
-            </w:pPr>
-            <w:r>
-              <w:t xml:space="preserve">Register (form, client + server validation, bcrypt)</w:t>
-            </w:r>
-          </w:p>
-        </w:tc>
-        <w:tc>
-          <w:tcPr/>
-          <w:p>
-            <w:pPr>
-              <w:pStyle w:val="Compact"/>
-              <w:jc w:val="left"/>
-            </w:pPr>
-            <w:r>
-              <w:t xml:space="preserve">Đạt</w:t>
-            </w:r>
-          </w:p>
-        </w:tc>
-        <w:tc>
-          <w:tcPr/>
-          <w:p>
-            <w:pPr>
-              <w:pStyle w:val="Compact"/>
-              <w:jc w:val="left"/>
-            </w:pPr>
-            <w:r>
-              <w:t xml:space="preserve">4</w:t>
+              <w:t xml:space="preserve">1.2.4</w:t>
+            </w:r>
+          </w:p>
+        </w:tc>
+        <w:tc>
+          <w:tcPr/>
+          <w:p>
+            <w:pPr>
+              <w:pStyle w:val="Compact"/>
+              <w:jc w:val="left"/>
+            </w:pPr>
+            <w:r>
+              <w:t xml:space="preserve">Master Plan / Release Plan: schedule, milestones, allocation, capacity, velocity, PSP, BAC</w:t>
+            </w:r>
+          </w:p>
+        </w:tc>
+        <w:tc>
+          <w:tcPr/>
+          <w:p>
+            <w:pPr>
+              <w:pStyle w:val="Compact"/>
+              <w:jc w:val="left"/>
+            </w:pPr>
+            <w:r>
+              <w:t xml:space="preserve">–</w:t>
+            </w:r>
+          </w:p>
+        </w:tc>
+        <w:tc>
+          <w:tcPr/>
+          <w:p>
+            <w:pPr>
+              <w:pStyle w:val="Compact"/>
+              <w:jc w:val="left"/>
+            </w:pPr>
+            <w:r>
+              <w:t xml:space="preserve">Chính</w:t>
+            </w:r>
+          </w:p>
+        </w:tc>
+        <w:tc>
+          <w:tcPr/>
+          <w:p>
+            <w:pPr>
+              <w:pStyle w:val="Compact"/>
+              <w:jc w:val="left"/>
+            </w:pPr>
+            <w:r>
+              <w:t xml:space="preserve">3</w:t>
             </w:r>
           </w:p>
         </w:tc>
@@ -2003,55 +2083,55 @@
               <w:jc w:val="left"/>
             </w:pPr>
             <w:r>
-              <w:t xml:space="preserve">S1-T08</w:t>
-            </w:r>
-          </w:p>
-        </w:tc>
-        <w:tc>
-          <w:tcPr/>
-          <w:p>
-            <w:pPr>
-              <w:pStyle w:val="Compact"/>
-              <w:jc w:val="left"/>
-            </w:pPr>
-            <w:r>
-              <w:t xml:space="preserve">US-02</w:t>
-            </w:r>
-          </w:p>
-        </w:tc>
-        <w:tc>
-          <w:tcPr/>
-          <w:p>
-            <w:pPr>
-              <w:pStyle w:val="Compact"/>
-              <w:jc w:val="left"/>
-            </w:pPr>
-            <w:r>
-              <w:t xml:space="preserve">Login/logout, sessions, locked-account check</w:t>
-            </w:r>
-          </w:p>
-        </w:tc>
-        <w:tc>
-          <w:tcPr/>
-          <w:p>
-            <w:pPr>
-              <w:pStyle w:val="Compact"/>
-              <w:jc w:val="left"/>
-            </w:pPr>
-            <w:r>
-              <w:t xml:space="preserve">Đạt</w:t>
-            </w:r>
-          </w:p>
-        </w:tc>
-        <w:tc>
-          <w:tcPr/>
-          <w:p>
-            <w:pPr>
-              <w:pStyle w:val="Compact"/>
-              <w:jc w:val="left"/>
-            </w:pPr>
-            <w:r>
-              <w:t xml:space="preserve">3</w:t>
+              <w:t xml:space="preserve">1.2.5</w:t>
+            </w:r>
+          </w:p>
+        </w:tc>
+        <w:tc>
+          <w:tcPr/>
+          <w:p>
+            <w:pPr>
+              <w:pStyle w:val="Compact"/>
+              <w:jc w:val="left"/>
+            </w:pPr>
+            <w:r>
+              <w:t xml:space="preserve">PMP part 1 – Project Charter</w:t>
+            </w:r>
+          </w:p>
+        </w:tc>
+        <w:tc>
+          <w:tcPr/>
+          <w:p>
+            <w:pPr>
+              <w:pStyle w:val="Compact"/>
+              <w:jc w:val="left"/>
+            </w:pPr>
+            <w:r>
+              <w:t xml:space="preserve">–</w:t>
+            </w:r>
+          </w:p>
+        </w:tc>
+        <w:tc>
+          <w:tcPr/>
+          <w:p>
+            <w:pPr>
+              <w:pStyle w:val="Compact"/>
+              <w:jc w:val="left"/>
+            </w:pPr>
+            <w:r>
+              <w:t xml:space="preserve">Chính</w:t>
+            </w:r>
+          </w:p>
+        </w:tc>
+        <w:tc>
+          <w:tcPr/>
+          <w:p>
+            <w:pPr>
+              <w:pStyle w:val="Compact"/>
+              <w:jc w:val="left"/>
+            </w:pPr>
+            <w:r>
+              <w:t xml:space="preserve">2</w:t>
             </w:r>
           </w:p>
         </w:tc>
@@ -2089,55 +2169,55 @@
               <w:jc w:val="left"/>
             </w:pPr>
             <w:r>
-              <w:t xml:space="preserve">S1-T09</w:t>
-            </w:r>
-          </w:p>
-        </w:tc>
-        <w:tc>
-          <w:tcPr/>
-          <w:p>
-            <w:pPr>
-              <w:pStyle w:val="Compact"/>
-              <w:jc w:val="left"/>
-            </w:pPr>
-            <w:r>
-              <w:t xml:space="preserve">US-03</w:t>
-            </w:r>
-          </w:p>
-        </w:tc>
-        <w:tc>
-          <w:tcPr/>
-          <w:p>
-            <w:pPr>
-              <w:pStyle w:val="Compact"/>
-              <w:jc w:val="left"/>
-            </w:pPr>
-            <w:r>
-              <w:t xml:space="preserve">Admin account list, create account with role, lock/unlock</w:t>
-            </w:r>
-          </w:p>
-        </w:tc>
-        <w:tc>
-          <w:tcPr/>
-          <w:p>
-            <w:pPr>
-              <w:pStyle w:val="Compact"/>
-              <w:jc w:val="left"/>
-            </w:pPr>
-            <w:r>
-              <w:t xml:space="preserve">Chính</w:t>
-            </w:r>
-          </w:p>
-        </w:tc>
-        <w:tc>
-          <w:tcPr/>
-          <w:p>
-            <w:pPr>
-              <w:pStyle w:val="Compact"/>
-              <w:jc w:val="left"/>
-            </w:pPr>
-            <w:r>
-              <w:t xml:space="preserve">5</w:t>
+              <w:t xml:space="preserve">1.2.6</w:t>
+            </w:r>
+          </w:p>
+        </w:tc>
+        <w:tc>
+          <w:tcPr/>
+          <w:p>
+            <w:pPr>
+              <w:pStyle w:val="Compact"/>
+              <w:jc w:val="left"/>
+            </w:pPr>
+            <w:r>
+              <w:t xml:space="preserve">PMP part 2 – Tailored Scrum process</w:t>
+            </w:r>
+          </w:p>
+        </w:tc>
+        <w:tc>
+          <w:tcPr/>
+          <w:p>
+            <w:pPr>
+              <w:pStyle w:val="Compact"/>
+              <w:jc w:val="left"/>
+            </w:pPr>
+            <w:r>
+              <w:t xml:space="preserve">–</w:t>
+            </w:r>
+          </w:p>
+        </w:tc>
+        <w:tc>
+          <w:tcPr/>
+          <w:p>
+            <w:pPr>
+              <w:pStyle w:val="Compact"/>
+              <w:jc w:val="left"/>
+            </w:pPr>
+            <w:r>
+              <w:t xml:space="preserve">Đạt</w:t>
+            </w:r>
+          </w:p>
+        </w:tc>
+        <w:tc>
+          <w:tcPr/>
+          <w:p>
+            <w:pPr>
+              <w:pStyle w:val="Compact"/>
+              <w:jc w:val="left"/>
+            </w:pPr>
+            <w:r>
+              <w:t xml:space="preserve">2</w:t>
             </w:r>
           </w:p>
         </w:tc>
@@ -2175,43 +2255,43 @@
               <w:jc w:val="left"/>
             </w:pPr>
             <w:r>
-              <w:t xml:space="preserve">S1-T10</w:t>
-            </w:r>
-          </w:p>
-        </w:tc>
-        <w:tc>
-          <w:tcPr/>
-          <w:p>
-            <w:pPr>
-              <w:pStyle w:val="Compact"/>
-              <w:jc w:val="left"/>
-            </w:pPr>
-            <w:r>
-              <w:t xml:space="preserve">US-04</w:t>
-            </w:r>
-          </w:p>
-        </w:tc>
-        <w:tc>
-          <w:tcPr/>
-          <w:p>
-            <w:pPr>
-              <w:pStyle w:val="Compact"/>
-              <w:jc w:val="left"/>
-            </w:pPr>
-            <w:r>
-              <w:t xml:space="preserve">Server-side role guard, 403 page, hide admin menu</w:t>
-            </w:r>
-          </w:p>
-        </w:tc>
-        <w:tc>
-          <w:tcPr/>
-          <w:p>
-            <w:pPr>
-              <w:pStyle w:val="Compact"/>
-              <w:jc w:val="left"/>
-            </w:pPr>
-            <w:r>
-              <w:t xml:space="preserve">Đạt</w:t>
+              <w:t xml:space="preserve">1.2.7</w:t>
+            </w:r>
+          </w:p>
+        </w:tc>
+        <w:tc>
+          <w:tcPr/>
+          <w:p>
+            <w:pPr>
+              <w:pStyle w:val="Compact"/>
+              <w:jc w:val="left"/>
+            </w:pPr>
+            <w:r>
+              <w:t xml:space="preserve">PMP part 4 – Quality plan</w:t>
+            </w:r>
+          </w:p>
+        </w:tc>
+        <w:tc>
+          <w:tcPr/>
+          <w:p>
+            <w:pPr>
+              <w:pStyle w:val="Compact"/>
+              <w:jc w:val="left"/>
+            </w:pPr>
+            <w:r>
+              <w:t xml:space="preserve">–</w:t>
+            </w:r>
+          </w:p>
+        </w:tc>
+        <w:tc>
+          <w:tcPr/>
+          <w:p>
+            <w:pPr>
+              <w:pStyle w:val="Compact"/>
+              <w:jc w:val="left"/>
+            </w:pPr>
+            <w:r>
+              <w:t xml:space="preserve">Chính</w:t>
             </w:r>
           </w:p>
         </w:tc>
@@ -2261,55 +2341,55 @@
               <w:jc w:val="left"/>
             </w:pPr>
             <w:r>
-              <w:t xml:space="preserve">S1-T11</w:t>
-            </w:r>
-          </w:p>
-        </w:tc>
-        <w:tc>
-          <w:tcPr/>
-          <w:p>
-            <w:pPr>
-              <w:pStyle w:val="Compact"/>
-              <w:jc w:val="left"/>
-            </w:pPr>
-            <w:r>
-              <w:t xml:space="preserve">NFR-04 (base)</w:t>
-            </w:r>
-          </w:p>
-        </w:tc>
-        <w:tc>
-          <w:tcPr/>
-          <w:p>
-            <w:pPr>
-              <w:pStyle w:val="Compact"/>
-              <w:jc w:val="left"/>
-            </w:pPr>
-            <w:r>
-              <w:t xml:space="preserve">Responsive base layout and styles</w:t>
-            </w:r>
-          </w:p>
-        </w:tc>
-        <w:tc>
-          <w:tcPr/>
-          <w:p>
-            <w:pPr>
-              <w:pStyle w:val="Compact"/>
-              <w:jc w:val="left"/>
-            </w:pPr>
-            <w:r>
-              <w:t xml:space="preserve">Chính</w:t>
-            </w:r>
-          </w:p>
-        </w:tc>
-        <w:tc>
-          <w:tcPr/>
-          <w:p>
-            <w:pPr>
-              <w:pStyle w:val="Compact"/>
-              <w:jc w:val="left"/>
-            </w:pPr>
-            <w:r>
-              <w:t xml:space="preserve">3</w:t>
+              <w:t xml:space="preserve">1.2.8</w:t>
+            </w:r>
+          </w:p>
+        </w:tc>
+        <w:tc>
+          <w:tcPr/>
+          <w:p>
+            <w:pPr>
+              <w:pStyle w:val="Compact"/>
+              <w:jc w:val="left"/>
+            </w:pPr>
+            <w:r>
+              <w:t xml:space="preserve">PMP part 5 – Risk management plan</w:t>
+            </w:r>
+          </w:p>
+        </w:tc>
+        <w:tc>
+          <w:tcPr/>
+          <w:p>
+            <w:pPr>
+              <w:pStyle w:val="Compact"/>
+              <w:jc w:val="left"/>
+            </w:pPr>
+            <w:r>
+              <w:t xml:space="preserve">–</w:t>
+            </w:r>
+          </w:p>
+        </w:tc>
+        <w:tc>
+          <w:tcPr/>
+          <w:p>
+            <w:pPr>
+              <w:pStyle w:val="Compact"/>
+              <w:jc w:val="left"/>
+            </w:pPr>
+            <w:r>
+              <w:t xml:space="preserve">Đạt</w:t>
+            </w:r>
+          </w:p>
+        </w:tc>
+        <w:tc>
+          <w:tcPr/>
+          <w:p>
+            <w:pPr>
+              <w:pStyle w:val="Compact"/>
+              <w:jc w:val="left"/>
+            </w:pPr>
+            <w:r>
+              <w:t xml:space="preserve">2</w:t>
             </w:r>
           </w:p>
         </w:tc>
@@ -2347,55 +2427,55 @@
               <w:jc w:val="left"/>
             </w:pPr>
             <w:r>
-              <w:t xml:space="preserve">S1-T12</w:t>
-            </w:r>
-          </w:p>
-        </w:tc>
-        <w:tc>
-          <w:tcPr/>
-          <w:p>
-            <w:pPr>
-              <w:pStyle w:val="Compact"/>
-              <w:jc w:val="left"/>
-            </w:pPr>
-            <w:r>
-              <w:t xml:space="preserve">Test</w:t>
-            </w:r>
-          </w:p>
-        </w:tc>
-        <w:tc>
-          <w:tcPr/>
-          <w:p>
-            <w:pPr>
-              <w:pStyle w:val="Compact"/>
-              <w:jc w:val="left"/>
-            </w:pPr>
-            <w:r>
-              <w:t xml:space="preserve">F1 test cases (24) + automated tests + run</w:t>
-            </w:r>
-          </w:p>
-        </w:tc>
-        <w:tc>
-          <w:tcPr/>
-          <w:p>
-            <w:pPr>
-              <w:pStyle w:val="Compact"/>
-              <w:jc w:val="left"/>
-            </w:pPr>
-            <w:r>
-              <w:t xml:space="preserve">Chính</w:t>
-            </w:r>
-          </w:p>
-        </w:tc>
-        <w:tc>
-          <w:tcPr/>
-          <w:p>
-            <w:pPr>
-              <w:pStyle w:val="Compact"/>
-              <w:jc w:val="left"/>
-            </w:pPr>
-            <w:r>
-              <w:t xml:space="preserve">3</w:t>
+              <w:t xml:space="preserve">1.2.9</w:t>
+            </w:r>
+          </w:p>
+        </w:tc>
+        <w:tc>
+          <w:tcPr/>
+          <w:p>
+            <w:pPr>
+              <w:pStyle w:val="Compact"/>
+              <w:jc w:val="left"/>
+            </w:pPr>
+            <w:r>
+              <w:t xml:space="preserve">PMP parts 6–7 – CM plan, Communication plan</w:t>
+            </w:r>
+          </w:p>
+        </w:tc>
+        <w:tc>
+          <w:tcPr/>
+          <w:p>
+            <w:pPr>
+              <w:pStyle w:val="Compact"/>
+              <w:jc w:val="left"/>
+            </w:pPr>
+            <w:r>
+              <w:t xml:space="preserve">–</w:t>
+            </w:r>
+          </w:p>
+        </w:tc>
+        <w:tc>
+          <w:tcPr/>
+          <w:p>
+            <w:pPr>
+              <w:pStyle w:val="Compact"/>
+              <w:jc w:val="left"/>
+            </w:pPr>
+            <w:r>
+              <w:t xml:space="preserve">Đạt</w:t>
+            </w:r>
+          </w:p>
+        </w:tc>
+        <w:tc>
+          <w:tcPr/>
+          <w:p>
+            <w:pPr>
+              <w:pStyle w:val="Compact"/>
+              <w:jc w:val="left"/>
+            </w:pPr>
+            <w:r>
+              <w:t xml:space="preserve">2</w:t>
             </w:r>
           </w:p>
         </w:tc>
@@ -2433,43 +2513,43 @@
               <w:jc w:val="left"/>
             </w:pPr>
             <w:r>
-              <w:t xml:space="preserve">S1-T13</w:t>
-            </w:r>
-          </w:p>
-        </w:tc>
-        <w:tc>
-          <w:tcPr/>
-          <w:p>
-            <w:pPr>
-              <w:pStyle w:val="Compact"/>
-              <w:jc w:val="left"/>
-            </w:pPr>
-            <w:r>
-              <w:t xml:space="preserve">PM</w:t>
-            </w:r>
-          </w:p>
-        </w:tc>
-        <w:tc>
-          <w:tcPr/>
-          <w:p>
-            <w:pPr>
-              <w:pStyle w:val="Compact"/>
-              <w:jc w:val="left"/>
-            </w:pPr>
-            <w:r>
-              <w:t xml:space="preserve">Workbook c2, Sprint Report c3, submission</w:t>
-            </w:r>
-          </w:p>
-        </w:tc>
-        <w:tc>
-          <w:tcPr/>
-          <w:p>
-            <w:pPr>
-              <w:pStyle w:val="Compact"/>
-              <w:jc w:val="left"/>
-            </w:pPr>
-            <w:r>
-              <w:t xml:space="preserve">Đạt</w:t>
+              <w:t xml:space="preserve">1.2.10</w:t>
+            </w:r>
+          </w:p>
+        </w:tc>
+        <w:tc>
+          <w:tcPr/>
+          <w:p>
+            <w:pPr>
+              <w:pStyle w:val="Compact"/>
+              <w:jc w:val="left"/>
+            </w:pPr>
+            <w:r>
+              <w:t xml:space="preserve">CR-06: Change Log, impact analysis, ≥ 2 options for CCB</w:t>
+            </w:r>
+          </w:p>
+        </w:tc>
+        <w:tc>
+          <w:tcPr/>
+          <w:p>
+            <w:pPr>
+              <w:pStyle w:val="Compact"/>
+              <w:jc w:val="left"/>
+            </w:pPr>
+            <w:r>
+              <w:t xml:space="preserve">CR-06</w:t>
+            </w:r>
+          </w:p>
+        </w:tc>
+        <w:tc>
+          <w:tcPr/>
+          <w:p>
+            <w:pPr>
+              <w:pStyle w:val="Compact"/>
+              <w:jc w:val="left"/>
+            </w:pPr>
+            <w:r>
+              <w:t xml:space="preserve">Chính</w:t>
             </w:r>
           </w:p>
         </w:tc>
@@ -2519,31 +2599,31 @@
               <w:jc w:val="left"/>
             </w:pPr>
             <w:r>
-              <w:t xml:space="preserve">S1-T14</w:t>
-            </w:r>
-          </w:p>
-        </w:tc>
-        <w:tc>
-          <w:tcPr/>
-          <w:p>
-            <w:pPr>
-              <w:pStyle w:val="Compact"/>
-              <w:jc w:val="left"/>
-            </w:pPr>
-            <w:r>
-              <w:t xml:space="preserve">PM</w:t>
-            </w:r>
-          </w:p>
-        </w:tc>
-        <w:tc>
-          <w:tcPr/>
-          <w:p>
-            <w:pPr>
-              <w:pStyle w:val="Compact"/>
-              <w:jc w:val="left"/>
-            </w:pPr>
-            <w:r>
-              <w:t xml:space="preserve">Review/Retro 1 preparation</w:t>
+              <w:t xml:space="preserve">1.2.11</w:t>
+            </w:r>
+          </w:p>
+        </w:tc>
+        <w:tc>
+          <w:tcPr/>
+          <w:p>
+            <w:pPr>
+              <w:pStyle w:val="Compact"/>
+              <w:jc w:val="left"/>
+            </w:pPr>
+            <w:r>
+              <w:t xml:space="preserve">Consolidate c1_ProjectPlan.docx and c2_SprintBacklog_S1.xlsx</w:t>
+            </w:r>
+          </w:p>
+        </w:tc>
+        <w:tc>
+          <w:tcPr/>
+          <w:p>
+            <w:pPr>
+              <w:pStyle w:val="Compact"/>
+              <w:jc w:val="left"/>
+            </w:pPr>
+            <w:r>
+              <w:t xml:space="preserve">–</w:t>
             </w:r>
           </w:p>
         </w:tc>
@@ -2567,7 +2647,7 @@
               <w:jc w:val="left"/>
             </w:pPr>
             <w:r>
-              <w:t xml:space="preserve">2</w:t>
+              <w:t xml:space="preserve">3</w:t>
             </w:r>
           </w:p>
         </w:tc>
@@ -2602,9 +2682,947 @@
           <w:p>
             <w:pPr>
               <w:pStyle w:val="Compact"/>
-            </w:pPr>
-          </w:p>
-        </w:tc>
+              <w:jc w:val="left"/>
+            </w:pPr>
+            <w:r>
+              <w:t xml:space="preserve">1.2.12</w:t>
+            </w:r>
+          </w:p>
+        </w:tc>
+        <w:tc>
+          <w:tcPr/>
+          <w:p>
+            <w:pPr>
+              <w:pStyle w:val="Compact"/>
+              <w:jc w:val="left"/>
+            </w:pPr>
+            <w:r>
+              <w:t xml:space="preserve">c3_SprintReport_S1 + c0_Eval_S1 + upload to eLearning</w:t>
+            </w:r>
+          </w:p>
+        </w:tc>
+        <w:tc>
+          <w:tcPr/>
+          <w:p>
+            <w:pPr>
+              <w:pStyle w:val="Compact"/>
+              <w:jc w:val="left"/>
+            </w:pPr>
+            <w:r>
+              <w:t xml:space="preserve">–</w:t>
+            </w:r>
+          </w:p>
+        </w:tc>
+        <w:tc>
+          <w:tcPr/>
+          <w:p>
+            <w:pPr>
+              <w:pStyle w:val="Compact"/>
+              <w:jc w:val="left"/>
+            </w:pPr>
+            <w:r>
+              <w:t xml:space="preserve">Đạt</w:t>
+            </w:r>
+          </w:p>
+        </w:tc>
+        <w:tc>
+          <w:tcPr/>
+          <w:p>
+            <w:pPr>
+              <w:pStyle w:val="Compact"/>
+              <w:jc w:val="left"/>
+            </w:pPr>
+            <w:r>
+              <w:t xml:space="preserve">2</w:t>
+            </w:r>
+          </w:p>
+        </w:tc>
+        <w:tc>
+          <w:tcPr/>
+          <w:p>
+            <w:pPr>
+              <w:pStyle w:val="Compact"/>
+              <w:jc w:val="left"/>
+            </w:pPr>
+            <w:r>
+              <w:t xml:space="preserve">TBD</w:t>
+            </w:r>
+          </w:p>
+        </w:tc>
+        <w:tc>
+          <w:tcPr/>
+          <w:p>
+            <w:pPr>
+              <w:pStyle w:val="Compact"/>
+              <w:jc w:val="left"/>
+            </w:pPr>
+            <w:r>
+              <w:t xml:space="preserve">TBD</w:t>
+            </w:r>
+          </w:p>
+        </w:tc>
+      </w:tr>
+      <w:tr>
+        <w:tc>
+          <w:tcPr/>
+          <w:p>
+            <w:pPr>
+              <w:pStyle w:val="Compact"/>
+              <w:jc w:val="left"/>
+            </w:pPr>
+            <w:r>
+              <w:t xml:space="preserve">1.3.1</w:t>
+            </w:r>
+          </w:p>
+        </w:tc>
+        <w:tc>
+          <w:tcPr/>
+          <w:p>
+            <w:pPr>
+              <w:pStyle w:val="Compact"/>
+              <w:jc w:val="left"/>
+            </w:pPr>
+            <w:r>
+              <w:t xml:space="preserve">Scaffold app (Next.js, PostgreSQL) and deploy to free hosting</w:t>
+            </w:r>
+          </w:p>
+        </w:tc>
+        <w:tc>
+          <w:tcPr/>
+          <w:p>
+            <w:pPr>
+              <w:pStyle w:val="Compact"/>
+              <w:jc w:val="left"/>
+            </w:pPr>
+            <w:r>
+              <w:t xml:space="preserve">NFR-02</w:t>
+            </w:r>
+          </w:p>
+        </w:tc>
+        <w:tc>
+          <w:tcPr/>
+          <w:p>
+            <w:pPr>
+              <w:pStyle w:val="Compact"/>
+              <w:jc w:val="left"/>
+            </w:pPr>
+            <w:r>
+              <w:t xml:space="preserve">Đạt</w:t>
+            </w:r>
+          </w:p>
+        </w:tc>
+        <w:tc>
+          <w:tcPr/>
+          <w:p>
+            <w:pPr>
+              <w:pStyle w:val="Compact"/>
+              <w:jc w:val="left"/>
+            </w:pPr>
+            <w:r>
+              <w:t xml:space="preserve">4</w:t>
+            </w:r>
+          </w:p>
+        </w:tc>
+        <w:tc>
+          <w:tcPr/>
+          <w:p>
+            <w:pPr>
+              <w:pStyle w:val="Compact"/>
+              <w:jc w:val="left"/>
+            </w:pPr>
+            <w:r>
+              <w:t xml:space="preserve">TBD</w:t>
+            </w:r>
+          </w:p>
+        </w:tc>
+        <w:tc>
+          <w:tcPr/>
+          <w:p>
+            <w:pPr>
+              <w:pStyle w:val="Compact"/>
+              <w:jc w:val="left"/>
+            </w:pPr>
+            <w:r>
+              <w:t xml:space="preserve">TBD</w:t>
+            </w:r>
+          </w:p>
+        </w:tc>
+      </w:tr>
+      <w:tr>
+        <w:tc>
+          <w:tcPr/>
+          <w:p>
+            <w:pPr>
+              <w:pStyle w:val="Compact"/>
+              <w:jc w:val="left"/>
+            </w:pPr>
+            <w:r>
+              <w:t xml:space="preserve">1.3.2</w:t>
+            </w:r>
+          </w:p>
+        </w:tc>
+        <w:tc>
+          <w:tcPr/>
+          <w:p>
+            <w:pPr>
+              <w:pStyle w:val="Compact"/>
+              <w:jc w:val="left"/>
+            </w:pPr>
+            <w:r>
+              <w:t xml:space="preserve">US-01 Register – API, server validation, password hashing</w:t>
+            </w:r>
+          </w:p>
+        </w:tc>
+        <w:tc>
+          <w:tcPr/>
+          <w:p>
+            <w:pPr>
+              <w:pStyle w:val="Compact"/>
+              <w:jc w:val="left"/>
+            </w:pPr>
+            <w:r>
+              <w:t xml:space="preserve">US-01</w:t>
+            </w:r>
+          </w:p>
+        </w:tc>
+        <w:tc>
+          <w:tcPr/>
+          <w:p>
+            <w:pPr>
+              <w:pStyle w:val="Compact"/>
+              <w:jc w:val="left"/>
+            </w:pPr>
+            <w:r>
+              <w:t xml:space="preserve">Đạt</w:t>
+            </w:r>
+          </w:p>
+        </w:tc>
+        <w:tc>
+          <w:tcPr/>
+          <w:p>
+            <w:pPr>
+              <w:pStyle w:val="Compact"/>
+              <w:jc w:val="left"/>
+            </w:pPr>
+            <w:r>
+              <w:t xml:space="preserve">3</w:t>
+            </w:r>
+          </w:p>
+        </w:tc>
+        <w:tc>
+          <w:tcPr/>
+          <w:p>
+            <w:pPr>
+              <w:pStyle w:val="Compact"/>
+              <w:jc w:val="left"/>
+            </w:pPr>
+            <w:r>
+              <w:t xml:space="preserve">TBD</w:t>
+            </w:r>
+          </w:p>
+        </w:tc>
+        <w:tc>
+          <w:tcPr/>
+          <w:p>
+            <w:pPr>
+              <w:pStyle w:val="Compact"/>
+              <w:jc w:val="left"/>
+            </w:pPr>
+            <w:r>
+              <w:t xml:space="preserve">TBD</w:t>
+            </w:r>
+          </w:p>
+        </w:tc>
+      </w:tr>
+      <w:tr>
+        <w:tc>
+          <w:tcPr/>
+          <w:p>
+            <w:pPr>
+              <w:pStyle w:val="Compact"/>
+              <w:jc w:val="left"/>
+            </w:pPr>
+            <w:r>
+              <w:t xml:space="preserve">1.3.3</w:t>
+            </w:r>
+          </w:p>
+        </w:tc>
+        <w:tc>
+          <w:tcPr/>
+          <w:p>
+            <w:pPr>
+              <w:pStyle w:val="Compact"/>
+              <w:jc w:val="left"/>
+            </w:pPr>
+            <w:r>
+              <w:t xml:space="preserve">US-01 Register – form and client validation</w:t>
+            </w:r>
+          </w:p>
+        </w:tc>
+        <w:tc>
+          <w:tcPr/>
+          <w:p>
+            <w:pPr>
+              <w:pStyle w:val="Compact"/>
+              <w:jc w:val="left"/>
+            </w:pPr>
+            <w:r>
+              <w:t xml:space="preserve">US-01</w:t>
+            </w:r>
+          </w:p>
+        </w:tc>
+        <w:tc>
+          <w:tcPr/>
+          <w:p>
+            <w:pPr>
+              <w:pStyle w:val="Compact"/>
+              <w:jc w:val="left"/>
+            </w:pPr>
+            <w:r>
+              <w:t xml:space="preserve">Chính</w:t>
+            </w:r>
+          </w:p>
+        </w:tc>
+        <w:tc>
+          <w:tcPr/>
+          <w:p>
+            <w:pPr>
+              <w:pStyle w:val="Compact"/>
+              <w:jc w:val="left"/>
+            </w:pPr>
+            <w:r>
+              <w:t xml:space="preserve">2</w:t>
+            </w:r>
+          </w:p>
+        </w:tc>
+        <w:tc>
+          <w:tcPr/>
+          <w:p>
+            <w:pPr>
+              <w:pStyle w:val="Compact"/>
+              <w:jc w:val="left"/>
+            </w:pPr>
+            <w:r>
+              <w:t xml:space="preserve">TBD</w:t>
+            </w:r>
+          </w:p>
+        </w:tc>
+        <w:tc>
+          <w:tcPr/>
+          <w:p>
+            <w:pPr>
+              <w:pStyle w:val="Compact"/>
+              <w:jc w:val="left"/>
+            </w:pPr>
+            <w:r>
+              <w:t xml:space="preserve">TBD</w:t>
+            </w:r>
+          </w:p>
+        </w:tc>
+      </w:tr>
+      <w:tr>
+        <w:tc>
+          <w:tcPr/>
+          <w:p>
+            <w:pPr>
+              <w:pStyle w:val="Compact"/>
+              <w:jc w:val="left"/>
+            </w:pPr>
+            <w:r>
+              <w:t xml:space="preserve">1.3.4</w:t>
+            </w:r>
+          </w:p>
+        </w:tc>
+        <w:tc>
+          <w:tcPr/>
+          <w:p>
+            <w:pPr>
+              <w:pStyle w:val="Compact"/>
+              <w:jc w:val="left"/>
+            </w:pPr>
+            <w:r>
+              <w:t xml:space="preserve">US-02 Log in / log out – API and session</w:t>
+            </w:r>
+          </w:p>
+        </w:tc>
+        <w:tc>
+          <w:tcPr/>
+          <w:p>
+            <w:pPr>
+              <w:pStyle w:val="Compact"/>
+              <w:jc w:val="left"/>
+            </w:pPr>
+            <w:r>
+              <w:t xml:space="preserve">US-02</w:t>
+            </w:r>
+          </w:p>
+        </w:tc>
+        <w:tc>
+          <w:tcPr/>
+          <w:p>
+            <w:pPr>
+              <w:pStyle w:val="Compact"/>
+              <w:jc w:val="left"/>
+            </w:pPr>
+            <w:r>
+              <w:t xml:space="preserve">Đạt</w:t>
+            </w:r>
+          </w:p>
+        </w:tc>
+        <w:tc>
+          <w:tcPr/>
+          <w:p>
+            <w:pPr>
+              <w:pStyle w:val="Compact"/>
+              <w:jc w:val="left"/>
+            </w:pPr>
+            <w:r>
+              <w:t xml:space="preserve">3</w:t>
+            </w:r>
+          </w:p>
+        </w:tc>
+        <w:tc>
+          <w:tcPr/>
+          <w:p>
+            <w:pPr>
+              <w:pStyle w:val="Compact"/>
+              <w:jc w:val="left"/>
+            </w:pPr>
+            <w:r>
+              <w:t xml:space="preserve">TBD</w:t>
+            </w:r>
+          </w:p>
+        </w:tc>
+        <w:tc>
+          <w:tcPr/>
+          <w:p>
+            <w:pPr>
+              <w:pStyle w:val="Compact"/>
+              <w:jc w:val="left"/>
+            </w:pPr>
+            <w:r>
+              <w:t xml:space="preserve">TBD</w:t>
+            </w:r>
+          </w:p>
+        </w:tc>
+      </w:tr>
+      <w:tr>
+        <w:tc>
+          <w:tcPr/>
+          <w:p>
+            <w:pPr>
+              <w:pStyle w:val="Compact"/>
+              <w:jc w:val="left"/>
+            </w:pPr>
+            <w:r>
+              <w:t xml:space="preserve">1.3.5</w:t>
+            </w:r>
+          </w:p>
+        </w:tc>
+        <w:tc>
+          <w:tcPr/>
+          <w:p>
+            <w:pPr>
+              <w:pStyle w:val="Compact"/>
+              <w:jc w:val="left"/>
+            </w:pPr>
+            <w:r>
+              <w:t xml:space="preserve">US-02 Log in / log out – screens</w:t>
+            </w:r>
+          </w:p>
+        </w:tc>
+        <w:tc>
+          <w:tcPr/>
+          <w:p>
+            <w:pPr>
+              <w:pStyle w:val="Compact"/>
+              <w:jc w:val="left"/>
+            </w:pPr>
+            <w:r>
+              <w:t xml:space="preserve">US-02</w:t>
+            </w:r>
+          </w:p>
+        </w:tc>
+        <w:tc>
+          <w:tcPr/>
+          <w:p>
+            <w:pPr>
+              <w:pStyle w:val="Compact"/>
+              <w:jc w:val="left"/>
+            </w:pPr>
+            <w:r>
+              <w:t xml:space="preserve">Chính</w:t>
+            </w:r>
+          </w:p>
+        </w:tc>
+        <w:tc>
+          <w:tcPr/>
+          <w:p>
+            <w:pPr>
+              <w:pStyle w:val="Compact"/>
+              <w:jc w:val="left"/>
+            </w:pPr>
+            <w:r>
+              <w:t xml:space="preserve">2</w:t>
+            </w:r>
+          </w:p>
+        </w:tc>
+        <w:tc>
+          <w:tcPr/>
+          <w:p>
+            <w:pPr>
+              <w:pStyle w:val="Compact"/>
+              <w:jc w:val="left"/>
+            </w:pPr>
+            <w:r>
+              <w:t xml:space="preserve">TBD</w:t>
+            </w:r>
+          </w:p>
+        </w:tc>
+        <w:tc>
+          <w:tcPr/>
+          <w:p>
+            <w:pPr>
+              <w:pStyle w:val="Compact"/>
+              <w:jc w:val="left"/>
+            </w:pPr>
+            <w:r>
+              <w:t xml:space="preserve">TBD</w:t>
+            </w:r>
+          </w:p>
+        </w:tc>
+      </w:tr>
+      <w:tr>
+        <w:tc>
+          <w:tcPr/>
+          <w:p>
+            <w:pPr>
+              <w:pStyle w:val="Compact"/>
+              <w:jc w:val="left"/>
+            </w:pPr>
+            <w:r>
+              <w:t xml:space="preserve">1.3.6</w:t>
+            </w:r>
+          </w:p>
+        </w:tc>
+        <w:tc>
+          <w:tcPr/>
+          <w:p>
+            <w:pPr>
+              <w:pStyle w:val="Compact"/>
+              <w:jc w:val="left"/>
+            </w:pPr>
+            <w:r>
+              <w:t xml:space="preserve">US-03 Roles + server-side authorization guard</w:t>
+            </w:r>
+          </w:p>
+        </w:tc>
+        <w:tc>
+          <w:tcPr/>
+          <w:p>
+            <w:pPr>
+              <w:pStyle w:val="Compact"/>
+              <w:jc w:val="left"/>
+            </w:pPr>
+            <w:r>
+              <w:t xml:space="preserve">US-03</w:t>
+            </w:r>
+          </w:p>
+        </w:tc>
+        <w:tc>
+          <w:tcPr/>
+          <w:p>
+            <w:pPr>
+              <w:pStyle w:val="Compact"/>
+              <w:jc w:val="left"/>
+            </w:pPr>
+            <w:r>
+              <w:t xml:space="preserve">Đạt</w:t>
+            </w:r>
+          </w:p>
+        </w:tc>
+        <w:tc>
+          <w:tcPr/>
+          <w:p>
+            <w:pPr>
+              <w:pStyle w:val="Compact"/>
+              <w:jc w:val="left"/>
+            </w:pPr>
+            <w:r>
+              <w:t xml:space="preserve">3</w:t>
+            </w:r>
+          </w:p>
+        </w:tc>
+        <w:tc>
+          <w:tcPr/>
+          <w:p>
+            <w:pPr>
+              <w:pStyle w:val="Compact"/>
+              <w:jc w:val="left"/>
+            </w:pPr>
+            <w:r>
+              <w:t xml:space="preserve">TBD</w:t>
+            </w:r>
+          </w:p>
+        </w:tc>
+        <w:tc>
+          <w:tcPr/>
+          <w:p>
+            <w:pPr>
+              <w:pStyle w:val="Compact"/>
+              <w:jc w:val="left"/>
+            </w:pPr>
+            <w:r>
+              <w:t xml:space="preserve">TBD</w:t>
+            </w:r>
+          </w:p>
+        </w:tc>
+      </w:tr>
+      <w:tr>
+        <w:tc>
+          <w:tcPr/>
+          <w:p>
+            <w:pPr>
+              <w:pStyle w:val="Compact"/>
+              <w:jc w:val="left"/>
+            </w:pPr>
+            <w:r>
+              <w:t xml:space="preserve">1.3.7</w:t>
+            </w:r>
+          </w:p>
+        </w:tc>
+        <w:tc>
+          <w:tcPr/>
+          <w:p>
+            <w:pPr>
+              <w:pStyle w:val="Compact"/>
+              <w:jc w:val="left"/>
+            </w:pPr>
+            <w:r>
+              <w:t xml:space="preserve">US-03 Administrator creates and locks accounts (screens + API)</w:t>
+            </w:r>
+          </w:p>
+        </w:tc>
+        <w:tc>
+          <w:tcPr/>
+          <w:p>
+            <w:pPr>
+              <w:pStyle w:val="Compact"/>
+              <w:jc w:val="left"/>
+            </w:pPr>
+            <w:r>
+              <w:t xml:space="preserve">US-03</w:t>
+            </w:r>
+          </w:p>
+        </w:tc>
+        <w:tc>
+          <w:tcPr/>
+          <w:p>
+            <w:pPr>
+              <w:pStyle w:val="Compact"/>
+              <w:jc w:val="left"/>
+            </w:pPr>
+            <w:r>
+              <w:t xml:space="preserve">Chính</w:t>
+            </w:r>
+          </w:p>
+        </w:tc>
+        <w:tc>
+          <w:tcPr/>
+          <w:p>
+            <w:pPr>
+              <w:pStyle w:val="Compact"/>
+              <w:jc w:val="left"/>
+            </w:pPr>
+            <w:r>
+              <w:t xml:space="preserve">4</w:t>
+            </w:r>
+          </w:p>
+        </w:tc>
+        <w:tc>
+          <w:tcPr/>
+          <w:p>
+            <w:pPr>
+              <w:pStyle w:val="Compact"/>
+              <w:jc w:val="left"/>
+            </w:pPr>
+            <w:r>
+              <w:t xml:space="preserve">TBD</w:t>
+            </w:r>
+          </w:p>
+        </w:tc>
+        <w:tc>
+          <w:tcPr/>
+          <w:p>
+            <w:pPr>
+              <w:pStyle w:val="Compact"/>
+              <w:jc w:val="left"/>
+            </w:pPr>
+            <w:r>
+              <w:t xml:space="preserve">TBD</w:t>
+            </w:r>
+          </w:p>
+        </w:tc>
+      </w:tr>
+      <w:tr>
+        <w:tc>
+          <w:tcPr/>
+          <w:p>
+            <w:pPr>
+              <w:pStyle w:val="Compact"/>
+              <w:jc w:val="left"/>
+            </w:pPr>
+            <w:r>
+              <w:t xml:space="preserve">1.4.1</w:t>
+            </w:r>
+          </w:p>
+        </w:tc>
+        <w:tc>
+          <w:tcPr/>
+          <w:p>
+            <w:pPr>
+              <w:pStyle w:val="Compact"/>
+              <w:jc w:val="left"/>
+            </w:pPr>
+            <w:r>
+              <w:t xml:space="preserve">Write F1 test cases from the AC (≥ 1 per AC)</w:t>
+            </w:r>
+          </w:p>
+        </w:tc>
+        <w:tc>
+          <w:tcPr/>
+          <w:p>
+            <w:pPr>
+              <w:pStyle w:val="Compact"/>
+              <w:jc w:val="left"/>
+            </w:pPr>
+            <w:r>
+              <w:t xml:space="preserve">US-01..03, NFR-02</w:t>
+            </w:r>
+          </w:p>
+        </w:tc>
+        <w:tc>
+          <w:tcPr/>
+          <w:p>
+            <w:pPr>
+              <w:pStyle w:val="Compact"/>
+              <w:jc w:val="left"/>
+            </w:pPr>
+            <w:r>
+              <w:t xml:space="preserve">Chính</w:t>
+            </w:r>
+          </w:p>
+        </w:tc>
+        <w:tc>
+          <w:tcPr/>
+          <w:p>
+            <w:pPr>
+              <w:pStyle w:val="Compact"/>
+              <w:jc w:val="left"/>
+            </w:pPr>
+            <w:r>
+              <w:t xml:space="preserve">2</w:t>
+            </w:r>
+          </w:p>
+        </w:tc>
+        <w:tc>
+          <w:tcPr/>
+          <w:p>
+            <w:pPr>
+              <w:pStyle w:val="Compact"/>
+              <w:jc w:val="left"/>
+            </w:pPr>
+            <w:r>
+              <w:t xml:space="preserve">TBD</w:t>
+            </w:r>
+          </w:p>
+        </w:tc>
+        <w:tc>
+          <w:tcPr/>
+          <w:p>
+            <w:pPr>
+              <w:pStyle w:val="Compact"/>
+              <w:jc w:val="left"/>
+            </w:pPr>
+            <w:r>
+              <w:t xml:space="preserve">TBD</w:t>
+            </w:r>
+          </w:p>
+        </w:tc>
+      </w:tr>
+      <w:tr>
+        <w:tc>
+          <w:tcPr/>
+          <w:p>
+            <w:pPr>
+              <w:pStyle w:val="Compact"/>
+              <w:jc w:val="left"/>
+            </w:pPr>
+            <w:r>
+              <w:t xml:space="preserve">1.4.2</w:t>
+            </w:r>
+          </w:p>
+        </w:tc>
+        <w:tc>
+          <w:tcPr/>
+          <w:p>
+            <w:pPr>
+              <w:pStyle w:val="Compact"/>
+              <w:jc w:val="left"/>
+            </w:pPr>
+            <w:r>
+              <w:t xml:space="preserve">Execute F1 test cases on the hosted URL; record results and defects</w:t>
+            </w:r>
+          </w:p>
+        </w:tc>
+        <w:tc>
+          <w:tcPr/>
+          <w:p>
+            <w:pPr>
+              <w:pStyle w:val="Compact"/>
+              <w:jc w:val="left"/>
+            </w:pPr>
+            <w:r>
+              <w:t xml:space="preserve">US-01..03, NFR-02</w:t>
+            </w:r>
+          </w:p>
+        </w:tc>
+        <w:tc>
+          <w:tcPr/>
+          <w:p>
+            <w:pPr>
+              <w:pStyle w:val="Compact"/>
+              <w:jc w:val="left"/>
+            </w:pPr>
+            <w:r>
+              <w:t xml:space="preserve">Chính</w:t>
+            </w:r>
+          </w:p>
+        </w:tc>
+        <w:tc>
+          <w:tcPr/>
+          <w:p>
+            <w:pPr>
+              <w:pStyle w:val="Compact"/>
+              <w:jc w:val="left"/>
+            </w:pPr>
+            <w:r>
+              <w:t xml:space="preserve">2</w:t>
+            </w:r>
+          </w:p>
+        </w:tc>
+        <w:tc>
+          <w:tcPr/>
+          <w:p>
+            <w:pPr>
+              <w:pStyle w:val="Compact"/>
+              <w:jc w:val="left"/>
+            </w:pPr>
+            <w:r>
+              <w:t xml:space="preserve">TBD</w:t>
+            </w:r>
+          </w:p>
+        </w:tc>
+        <w:tc>
+          <w:tcPr/>
+          <w:p>
+            <w:pPr>
+              <w:pStyle w:val="Compact"/>
+              <w:jc w:val="left"/>
+            </w:pPr>
+            <w:r>
+              <w:t xml:space="preserve">TBD</w:t>
+            </w:r>
+          </w:p>
+        </w:tc>
+      </w:tr>
+      <w:tr>
+        <w:tc>
+          <w:tcPr/>
+          <w:p>
+            <w:pPr>
+              <w:pStyle w:val="Compact"/>
+              <w:jc w:val="left"/>
+            </w:pPr>
+            <w:r>
+              <w:t xml:space="preserve">1.4.3</w:t>
+            </w:r>
+          </w:p>
+        </w:tc>
+        <w:tc>
+          <w:tcPr/>
+          <w:p>
+            <w:pPr>
+              <w:pStyle w:val="Compact"/>
+              <w:jc w:val="left"/>
+            </w:pPr>
+            <w:r>
+              <w:t xml:space="preserve">Code review of F1 pull requests (each reviews the other)</w:t>
+            </w:r>
+          </w:p>
+        </w:tc>
+        <w:tc>
+          <w:tcPr/>
+          <w:p>
+            <w:pPr>
+              <w:pStyle w:val="Compact"/>
+              <w:jc w:val="left"/>
+            </w:pPr>
+            <w:r>
+              <w:t xml:space="preserve">–</w:t>
+            </w:r>
+          </w:p>
+        </w:tc>
+        <w:tc>
+          <w:tcPr/>
+          <w:p>
+            <w:pPr>
+              <w:pStyle w:val="Compact"/>
+              <w:jc w:val="left"/>
+            </w:pPr>
+            <w:r>
+              <w:t xml:space="preserve">Both</w:t>
+            </w:r>
+          </w:p>
+        </w:tc>
+        <w:tc>
+          <w:tcPr/>
+          <w:p>
+            <w:pPr>
+              <w:pStyle w:val="Compact"/>
+              <w:jc w:val="left"/>
+            </w:pPr>
+            <w:r>
+              <w:t xml:space="preserve">2</w:t>
+            </w:r>
+          </w:p>
+        </w:tc>
+        <w:tc>
+          <w:tcPr/>
+          <w:p>
+            <w:pPr>
+              <w:pStyle w:val="Compact"/>
+              <w:jc w:val="left"/>
+            </w:pPr>
+            <w:r>
+              <w:t xml:space="preserve">TBD</w:t>
+            </w:r>
+          </w:p>
+        </w:tc>
+        <w:tc>
+          <w:tcPr/>
+          <w:p>
+            <w:pPr>
+              <w:pStyle w:val="Compact"/>
+              <w:jc w:val="left"/>
+            </w:pPr>
+            <w:r>
+              <w:t xml:space="preserve">TBD</w:t>
+            </w:r>
+          </w:p>
+        </w:tc>
+      </w:tr>
+      <w:tr>
         <w:tc>
           <w:tcPr/>
           <w:p>
@@ -2634,10 +3652,18 @@
           <w:p>
             <w:pPr>
               <w:pStyle w:val="Compact"/>
-              <w:jc w:val="left"/>
-            </w:pPr>
-            <w:r>
-              <w:t xml:space="preserve">Đạt 24 · Chính 24</w:t>
+            </w:pPr>
+          </w:p>
+        </w:tc>
+        <w:tc>
+          <w:tcPr/>
+          <w:p>
+            <w:pPr>
+              <w:pStyle w:val="Compact"/>
+              <w:jc w:val="left"/>
+            </w:pPr>
+            <w:r>
+              <w:t xml:space="preserve">Đạt 30.75 · Chính 30.75</w:t>
             </w:r>
           </w:p>
         </w:tc>
@@ -2653,7 +3679,7 @@
                 <w:bCs/>
                 <w:b/>
               </w:rPr>
-              <w:t xml:space="preserve">48</w:t>
+              <w:t xml:space="preserve">61.5</w:t>
             </w:r>
           </w:p>
         </w:tc>
@@ -2688,17 +3714,7 @@
         <w:pStyle w:val="BlockText"/>
       </w:pPr>
       <w:r>
-        <w:rPr>
-          <w:bCs/>
-          <w:b/>
-        </w:rPr>
-        <w:t xml:space="preserve">Check against capacity:</w:t>
-      </w:r>
-      <w:r>
-        <w:t xml:space="preserve"> </w:t>
-      </w:r>
-      <w:r>
-        <w:t xml:space="preserve">48 h (plan) exceeds the 40 h scenario. If confirmed capacity is lower than 48 h, the PO must move tasks or accept the overload explicitly (rubric S1: selected work must match velocity/capacity).</w:t>
+        <w:t xml:space="preserve">Status and actual hours must come from Jira (Completed Work). The repository shows that F1 code, tests and PMP drafts exist (PR #1 merged 30/10), but who logged how many hours is a Jira fact, not inferred here.</w:t>
       </w:r>
     </w:p>
     <w:bookmarkEnd w:id="29"/>
@@ -5479,7 +6495,7 @@
               <w:jc w:val="left"/>
             </w:pPr>
             <w:r>
-              <w:t xml:space="preserve">US-04/AC-01</w:t>
+              <w:t xml:space="preserve">US-03/AC-06</w:t>
             </w:r>
           </w:p>
         </w:tc>
@@ -5577,7 +6593,7 @@
               <w:jc w:val="left"/>
             </w:pPr>
             <w:r>
-              <w:t xml:space="preserve">US-04/AC-02</w:t>
+              <w:t xml:space="preserve">US-03/AC-07</w:t>
             </w:r>
           </w:p>
         </w:tc>
@@ -5675,7 +6691,7 @@
               <w:jc w:val="left"/>
             </w:pPr>
             <w:r>
-              <w:t xml:space="preserve">US-04/AC-03</w:t>
+              <w:t xml:space="preserve">US-03/AC-08</w:t>
             </w:r>
           </w:p>
         </w:tc>
@@ -5773,7 +6789,7 @@
               <w:jc w:val="left"/>
             </w:pPr>
             <w:r>
-              <w:t xml:space="preserve">US-04/AC-04</w:t>
+              <w:t xml:space="preserve">US-03/AC-09</w:t>
             </w:r>
           </w:p>
         </w:tc>
@@ -5871,7 +6887,7 @@
               <w:jc w:val="left"/>
             </w:pPr>
             <w:r>
-              <w:t xml:space="preserve">NFR-01/AC-01</w:t>
+              <w:t xml:space="preserve">US-01/AC-05</w:t>
             </w:r>
           </w:p>
         </w:tc>
@@ -5996,7 +7012,7 @@
               <w:jc w:val="left"/>
             </w:pPr>
             <w:r>
-              <w:t xml:space="preserve">NFR-01/AC-02</w:t>
+              <w:t xml:space="preserve">US-01/AC-06</w:t>
             </w:r>
           </w:p>
         </w:tc>
@@ -6094,7 +7110,7 @@
               <w:jc w:val="left"/>
             </w:pPr>
             <w:r>
-              <w:t xml:space="preserve">NFR-01/AC-03</w:t>
+              <w:t xml:space="preserve">US-01/AC-07</w:t>
             </w:r>
           </w:p>
         </w:tc>
@@ -6192,7 +7208,7 @@
               <w:jc w:val="left"/>
             </w:pPr>
             <w:r>
-              <w:t xml:space="preserve">NFR-03/AC-01</w:t>
+              <w:t xml:space="preserve">NFR-02/AC-01</w:t>
             </w:r>
           </w:p>
         </w:tc>
@@ -6299,7 +7315,7 @@
               <w:jc w:val="left"/>
             </w:pPr>
             <w:r>
-              <w:t xml:space="preserve">NFR-03/AC-02</w:t>
+              <w:t xml:space="preserve">NFR-02/AC-02</w:t>
             </w:r>
           </w:p>
         </w:tc>
@@ -6397,7 +7413,7 @@
               <w:jc w:val="left"/>
             </w:pPr>
             <w:r>
-              <w:t xml:space="preserve">NFR-03/AC-03</w:t>
+              <w:t xml:space="preserve">NFR-02/AC-03</w:t>
             </w:r>
           </w:p>
         </w:tc>
@@ -6883,7 +7899,7 @@
               <w:jc w:val="left"/>
             </w:pPr>
             <w:r>
-              <w:t xml:space="preserve">3 (NFR-03 hosting)</w:t>
+              <w:t xml:space="preserve">3 (NFR-02 hosting)</w:t>
             </w:r>
           </w:p>
         </w:tc>
@@ -7031,7 +8047,7 @@
         <w:t xml:space="preserve"> </w:t>
       </w:r>
       <w:r>
-        <w:t xml:space="preserve">directly → 403 (US-04/AC-02); logged out → redirect to login (AC-01).</w:t>
+        <w:t xml:space="preserve">directly → 403 (US-03/AC-07); logged out → redirect to login (AC-06).</w:t>
       </w:r>
     </w:p>
     <w:p>
@@ -7043,7 +8059,7 @@
         <w:pStyle w:val="Compact"/>
       </w:pPr>
       <w:r>
-        <w:t xml:space="preserve">Show password hash in the database (NFR-01/AC-01).</w:t>
+        <w:t xml:space="preserve">Show password hash in the database (US-01/AC-05).</w:t>
       </w:r>
     </w:p>
     <w:bookmarkEnd w:id="37"/>
@@ -7144,7 +8160,7 @@
               <w:jc w:val="left"/>
             </w:pPr>
             <w:r>
-              <w:t xml:space="preserve">24 (proposal)</w:t>
+              <w:t xml:space="preserve">30.75 (plan, WBS)</w:t>
             </w:r>
           </w:p>
         </w:tc>
@@ -7182,7 +8198,7 @@
               <w:jc w:val="left"/>
             </w:pPr>
             <w:r>
-              <w:t xml:space="preserve">24 (proposal)</w:t>
+              <w:t xml:space="preserve">30.75 (plan, WBS)</w:t>
             </w:r>
           </w:p>
         </w:tc>
@@ -7220,7 +8236,7 @@
               <w:jc w:val="left"/>
             </w:pPr>
             <w:r>
-              <w:t xml:space="preserve">48</w:t>
+              <w:t xml:space="preserve">61.5</w:t>
             </w:r>
           </w:p>
         </w:tc>

--- a/deliverables/S1/HK261_SPM_FP_Team6_c3_SprintReport_S1.docx
+++ b/deliverables/S1/HK261_SPM_FP_Team6_c3_SprintReport_S1.docx
@@ -1243,7 +1243,38 @@
         <w:pStyle w:val="FirstParagraph"/>
       </w:pPr>
       <w:r>
-        <w:t xml:space="preserve">US-01, US-02, US-03, US-04, NFR-01, NFR-03 (SP TBD → velocity S1 plan = Σ SP).</w:t>
+        <w:t xml:space="preserve">US-01 (3), US-02 (3), US-03 (5), US-04 (3), NFR-01 (2), NFR-03 (2) =</w:t>
+      </w:r>
+      <w:r>
+        <w:t xml:space="preserve"> </w:t>
+      </w:r>
+      <w:r>
+        <w:rPr>
+          <w:bCs/>
+          <w:b/>
+        </w:rPr>
+        <w:t xml:space="preserve">18 SP → planned velocity S1 = 18 SP</w:t>
+      </w:r>
+      <w:r>
+        <w:t xml:space="preserve"> </w:t>
+      </w:r>
+      <w:r>
+        <w:t xml:space="preserve">(PO estimates,</w:t>
+      </w:r>
+      <w:r>
+        <w:t xml:space="preserve"> </w:t>
+      </w:r>
+      <w:r>
+        <w:rPr>
+          <w:rStyle w:val="VerbatimChar"/>
+        </w:rPr>
+        <w:t xml:space="preserve">planning-poker-log.md</w:t>
+      </w:r>
+      <w:r>
+        <w:t xml:space="preserve"> </w:t>
+      </w:r>
+      <w:r>
+        <w:t xml:space="preserve">v1.1). Actual velocity = SP of these items that meet the DoD at Review 1.</w:t>
       </w:r>
     </w:p>
     <w:bookmarkEnd w:id="28"/>
